--- a/tests/fixtures/docx/real-adr.docx
+++ b/tests/fixtures/docx/real-adr.docx
@@ -14,7 +14,7 @@
           <w:sz w:val="28"/>
           <w:szCs w:val="28"/>
         </w:rPr>
-        <w:t xml:space="preserve">ADR-029 — Platform Architecture: Namespace, Package Structure, ORM Agnosticism</w:t>
+        <w:t xml:space="preserve">zy dog while the printer warms up and the page settles into its margins with r</w:t>
       </w:r>
     </w:p>
     <w:p>
@@ -61,7 +61,7 @@
                 <w:sz w:val="18"/>
                 <w:szCs w:val="18"/>
               </w:rPr>
-              <w:t xml:space="preserve">Aspect</w:t>
+              <w:t xml:space="preserve"> the p</w:t>
             </w:r>
           </w:p>
         </w:tc>
@@ -84,7 +84,7 @@
                 <w:sz w:val="18"/>
                 <w:szCs w:val="18"/>
               </w:rPr>
-              <w:t xml:space="preserve">Decision</w:t>
+              <w:t xml:space="preserve">th room </w:t>
             </w:r>
           </w:p>
         </w:tc>
@@ -106,7 +106,7 @@
                 <w:sz w:val="18"/>
                 <w:szCs w:val="18"/>
               </w:rPr>
-              <w:t xml:space="preserve">Status</w:t>
+              <w:t xml:space="preserve">t pape</w:t>
             </w:r>
           </w:p>
         </w:tc>
@@ -126,7 +126,7 @@
                 <w:sz w:val="18"/>
                 <w:szCs w:val="18"/>
               </w:rPr>
-              <w:t xml:space="preserve">Accepted — April 2026</w:t>
+              <w:t xml:space="preserve">ich matters when a do</w:t>
             </w:r>
           </w:p>
         </w:tc>
@@ -148,7 +148,7 @@
                 <w:sz w:val="18"/>
                 <w:szCs w:val="18"/>
               </w:rPr>
-              <w:t xml:space="preserve">Scope</w:t>
+              <w:t xml:space="preserve">rathe</w:t>
             </w:r>
           </w:p>
         </w:tc>
@@ -168,7 +168,7 @@
                 <w:sz w:val="18"/>
                 <w:szCs w:val="18"/>
               </w:rPr>
-              <w:t xml:space="preserve">Platform-wide architectural constraints</w:t>
+              <w:t xml:space="preserve"> the sheet. The quick brown fox jumps o</w:t>
             </w:r>
           </w:p>
         </w:tc>
@@ -206,7 +206,7 @@
           <w:sz w:val="24"/>
           <w:szCs w:val="24"/>
         </w:rPr>
-        <w:t xml:space="preserve">1. Package Structure (Three Packages per Module)</w:t>
+        <w:t xml:space="preserve"> over the lazy dog while the printer warms up an</w:t>
       </w:r>
     </w:p>
     <w:p>
@@ -215,7 +215,7 @@
           <w:sz w:val="20"/>
           <w:szCs w:val="20"/>
         </w:rPr>
-        <w:t xml:space="preserve">Every platform module ships as three separate Composer packages:</w:t>
+        <w:t xml:space="preserve">warms up and the page settles into its margins with room for a c</w:t>
       </w:r>
     </w:p>
     <w:p>
@@ -233,7 +233,7 @@
           <w:sz w:val="18"/>
           <w:szCs w:val="18"/>
         </w:rPr>
-        <w:t xml:space="preserve">coolms/{module}           Domain layer — pure PHP, zero framework dependencies</w:t>
+        <w:t xml:space="preserve">s margins with room for a caption and a note about paper weight and grain dire</w:t>
       </w:r>
     </w:p>
     <w:p>
@@ -246,7 +246,7 @@
           <w:sz w:val="18"/>
           <w:szCs w:val="18"/>
         </w:rPr>
-        <w:t xml:space="preserve">coolms/{module}-bundle    Infrastructure — Symfony DI, HTTP, API Platform</w:t>
+        <w:t xml:space="preserve"> a note about paper weight and grain direction which matters when a docum</w:t>
       </w:r>
     </w:p>
     <w:p>
@@ -259,7 +259,7 @@
           <w:sz w:val="18"/>
           <w:szCs w:val="18"/>
         </w:rPr>
-        <w:t xml:space="preserve">coolms/{module}-doctrine  Infrastructure\Doctrine — ORM mapping, repositories</w:t>
+        <w:t xml:space="preserve">direction which matters when a document is bound rather than stapled along on</w:t>
       </w:r>
     </w:p>
     <w:p>
@@ -273,7 +273,7 @@
           <w:sz w:val="20"/>
           <w:szCs w:val="20"/>
         </w:rPr>
-        <w:t xml:space="preserve">Future ORM adapters follow the same pattern:</w:t>
+        <w:t xml:space="preserve">nt is bound rather than stapled along one ed</w:t>
       </w:r>
     </w:p>
     <w:p>
@@ -286,7 +286,7 @@
           <w:sz w:val="18"/>
           <w:szCs w:val="18"/>
         </w:rPr>
-        <w:t xml:space="preserve">coolms/{module}-cycle     Infrastructure\Cycle</w:t>
+        <w:t xml:space="preserve"> one edge of the sheet. The quick brown fox ju</w:t>
       </w:r>
     </w:p>
     <w:p>
@@ -299,7 +299,7 @@
           <w:sz w:val="18"/>
           <w:szCs w:val="18"/>
         </w:rPr>
-        <w:t xml:space="preserve">coolms/{module}-eloquent  Infrastructure\Eloquent</w:t>
+        <w:t xml:space="preserve">wn fox jumps over the lazy dog while the printer </w:t>
       </w:r>
     </w:p>
     <w:p>
@@ -313,7 +313,7 @@
           <w:sz w:val="20"/>
           <w:szCs w:val="20"/>
         </w:rPr>
-        <w:t xml:space="preserve">The Domain layer never changes when switching ORM. Mirrors the doctrine/persistence + doctrine/orm split.</w:t>
+        <w:t xml:space="preserve">the printer warms up and the page settles into its margins with room for a caption and a note about paper</w:t>
       </w:r>
     </w:p>
     <w:p>
@@ -333,7 +333,7 @@
           <w:sz w:val="24"/>
           <w:szCs w:val="24"/>
         </w:rPr>
-        <w:t xml:space="preserve">Layer Rules</w:t>
+        <w:t xml:space="preserve">tles into i</w:t>
       </w:r>
     </w:p>
     <w:p>
@@ -349,7 +349,7 @@
           <w:sz w:val="20"/>
           <w:szCs w:val="20"/>
         </w:rPr>
-        <w:t xml:space="preserve">Domain layer: zero Symfony deps, pure PHP, no ORM imports</w:t>
+        <w:t xml:space="preserve"> caption and a note about paper weight and grain directio</w:t>
       </w:r>
     </w:p>
     <w:p>
@@ -365,7 +365,7 @@
           <w:sz w:val="20"/>
           <w:szCs w:val="20"/>
         </w:rPr>
-        <w:t xml:space="preserve">Bundle layer: Symfony DI, HTTP, API Platform, reads Domain interfaces only</w:t>
+        <w:t xml:space="preserve">t and grain direction which matters when a document is bound rather than s</w:t>
       </w:r>
     </w:p>
     <w:p>
@@ -381,7 +381,7 @@
           <w:sz w:val="20"/>
           <w:szCs w:val="20"/>
         </w:rPr>
-        <w:t xml:space="preserve">Doctrine layer: implements Domain repository interfaces, owns mapping</w:t>
+        <w:t xml:space="preserve">hen a document is bound rather than stapled along one edge of the she</w:t>
       </w:r>
     </w:p>
     <w:p>
@@ -416,7 +416,7 @@
           <w:sz w:val="24"/>
           <w:szCs w:val="24"/>
         </w:rPr>
-        <w:t xml:space="preserve">2. Namespace Convention</w:t>
+        <w:t xml:space="preserve">tapled along one edge o</w:t>
       </w:r>
     </w:p>
     <w:p>
@@ -429,7 +429,7 @@
           <w:sz w:val="18"/>
           <w:szCs w:val="18"/>
         </w:rPr>
-        <w:t xml:space="preserve">Coolms\{Module}\    Platform modules (core + all marketplace modules)</w:t>
+        <w:t xml:space="preserve">he quick brown fox jumps over the lazy dog while the printer warms up</w:t>
       </w:r>
     </w:p>
     <w:p>
@@ -442,7 +442,7 @@
           <w:sz w:val="18"/>
           <w:szCs w:val="18"/>
         </w:rPr>
-        <w:t xml:space="preserve">App\{Module}\       Application-specific custom code</w:t>
+        <w:t xml:space="preserve">y dog while the printer warms up and the page settle</w:t>
       </w:r>
     </w:p>
     <w:p>
@@ -456,7 +456,7 @@
           <w:sz w:val="20"/>
           <w:szCs w:val="20"/>
         </w:rPr>
-        <w:t xml:space="preserve">App\ contains only code specific to a concrete application built on the platform. All platform modules — including marketplace modules (Blog, Shop, etc.) — live under Coolms\.</w:t>
+        <w:t xml:space="preserve">the page settles into its margins with room for a caption and a note about paper weight and grain direction which matters when a document is bound rather than stapled along on</w:t>
       </w:r>
     </w:p>
     <w:p>
@@ -465,7 +465,7 @@
           <w:sz w:val="20"/>
           <w:szCs w:val="20"/>
         </w:rPr>
-        <w:t xml:space="preserve">Scaffolding generates into any namespace the developer chooses. There is no hardcoded App\Custom\ assumption.</w:t>
+        <w:t xml:space="preserve">h room for a caption and a note about paper weight and grain direction which matters when a document is bound</w:t>
       </w:r>
     </w:p>
     <w:p>
@@ -500,7 +500,7 @@
           <w:sz w:val="24"/>
           <w:szCs w:val="24"/>
         </w:rPr>
-        <w:t xml:space="preserve">3. ORM Agnosticism</w:t>
+        <w:t xml:space="preserve"> paper weight and </w:t>
       </w:r>
     </w:p>
     <w:p>
@@ -509,7 +509,7 @@
           <w:sz w:val="20"/>
           <w:szCs w:val="20"/>
         </w:rPr>
-        <w:t xml:space="preserve">Domain Explorer and FieldMetadata pipeline must never depend on Doctrine directly. EntitySchemaProviderInterface is the abstraction boundary:</w:t>
+        <w:t xml:space="preserve">ch matters when a document is bound rather than stapled along one edge of the sheet. The quick brown fox jumps over the lazy dog while the pr</w:t>
       </w:r>
     </w:p>
     <w:p>
@@ -527,7 +527,7 @@
           <w:sz w:val="18"/>
           <w:szCs w:val="18"/>
         </w:rPr>
-        <w:t xml:space="preserve">// Domain interface (coolms/dynamic-entity)</w:t>
+        <w:t xml:space="preserve">ather than stapled along one edge of the sh</w:t>
       </w:r>
     </w:p>
     <w:p>
@@ -540,7 +540,7 @@
           <w:sz w:val="18"/>
           <w:szCs w:val="18"/>
         </w:rPr>
-        <w:t xml:space="preserve">interface EntitySchemaProviderInterface {</w:t>
+        <w:t xml:space="preserve">the sheet. The quick brown fox jumps over</w:t>
       </w:r>
     </w:p>
     <w:p>
@@ -553,7 +553,7 @@
           <w:sz w:val="18"/>
           <w:szCs w:val="18"/>
         </w:rPr>
-        <w:t xml:space="preserve">    /** @return EntityClassMetadata[] */</w:t>
+        <w:t xml:space="preserve">over the lazy dog while the printer warm</w:t>
       </w:r>
     </w:p>
     <w:p>
@@ -566,7 +566,7 @@
           <w:sz w:val="18"/>
           <w:szCs w:val="18"/>
         </w:rPr>
-        <w:t xml:space="preserve">    public function getAllEntities(): array;</w:t>
+        <w:t xml:space="preserve">arms up and the page settles into its margin</w:t>
       </w:r>
     </w:p>
     <w:p>
@@ -579,7 +579,7 @@
           <w:sz w:val="18"/>
           <w:szCs w:val="18"/>
         </w:rPr>
-        <w:t xml:space="preserve">}</w:t>
+        <w:t xml:space="preserve"> </w:t>
       </w:r>
     </w:p>
     <w:p>
@@ -597,7 +597,7 @@
           <w:sz w:val="18"/>
           <w:szCs w:val="18"/>
         </w:rPr>
-        <w:t xml:space="preserve">// Doctrine implementation (coolms/dynamic-entity-doctrine)</w:t>
+        <w:t xml:space="preserve">a note about paper weight and grain direction which matters</w:t>
       </w:r>
     </w:p>
     <w:p>
@@ -610,7 +610,7 @@
           <w:sz w:val="18"/>
           <w:szCs w:val="18"/>
         </w:rPr>
-        <w:t xml:space="preserve">final class DoctrineEntitySchemaProvider implements EntitySchemaProviderInterface {}</w:t>
+        <w:t xml:space="preserve">irection which matters when a document is bound rather than stapled along one edge o</w:t>
       </w:r>
     </w:p>
     <w:p>
@@ -628,7 +628,7 @@
           <w:sz w:val="18"/>
           <w:szCs w:val="18"/>
         </w:rPr>
-        <w:t xml:space="preserve">// Future Cycle implementation (coolms/dynamic-entity-cycle)</w:t>
+        <w:t xml:space="preserve">t is bound rather than stapled along one edge of the sheet. </w:t>
       </w:r>
     </w:p>
     <w:p>
@@ -641,7 +641,7 @@
           <w:sz w:val="18"/>
           <w:szCs w:val="18"/>
         </w:rPr>
-        <w:t xml:space="preserve">final class CycleEntitySchemaProvider implements EntitySchemaProviderInterface {}</w:t>
+        <w:t xml:space="preserve">one edge of the sheet. The quick brown fox jumps over the lazy dog while the prin</w:t>
       </w:r>
     </w:p>
     <w:p>
@@ -655,7 +655,7 @@
           <w:sz w:val="20"/>
           <w:szCs w:val="20"/>
         </w:rPr>
-        <w:t xml:space="preserve">DoctrineEntitySchemaProvider is the ONLY class that imports Doctrine ORM metadata. All higher layers depend only on EntitySchemaProviderInterface.</w:t>
+        <w:t xml:space="preserve">n fox jumps over the lazy dog while the printer warms up and the page settles into its margins with room for a caption and a note about paper weig</w:t>
       </w:r>
     </w:p>
     <w:p>
@@ -690,7 +690,7 @@
           <w:sz w:val="24"/>
           <w:szCs w:val="24"/>
         </w:rPr>
-        <w:t xml:space="preserve">4. Domain Explorer Visibility Criterion</w:t>
+        <w:t xml:space="preserve">he printer warms up and the page settle</w:t>
       </w:r>
     </w:p>
     <w:p>
@@ -699,7 +699,7 @@
           <w:sz w:val="20"/>
           <w:szCs w:val="20"/>
         </w:rPr>
-        <w:t xml:space="preserve">Remove ORM-specific and namespace-specific filters. An entity appears in Domain Explorer if and only if:</w:t>
+        <w:t xml:space="preserve">les into its margins with room for a caption and a note about paper weight and grain direction which mat</w:t>
       </w:r>
     </w:p>
     <w:p>
@@ -715,7 +715,7 @@
           <w:sz w:val="20"/>
           <w:szCs w:val="20"/>
         </w:rPr>
-        <w:t xml:space="preserve">#[ClassMeta] attribute is present — explicit opt-in, OR</w:t>
+        <w:t xml:space="preserve">caption and a note about paper weight and grain directi</w:t>
       </w:r>
     </w:p>
     <w:p>
@@ -731,7 +731,7 @@
           <w:sz w:val="20"/>
           <w:szCs w:val="20"/>
         </w:rPr>
-        <w:t xml:space="preserve">At least one property has #[FieldMeta] attribute</w:t>
+        <w:t xml:space="preserve"> and grain direction which matters when a docume</w:t>
       </w:r>
     </w:p>
     <w:p>
@@ -745,7 +745,7 @@
           <w:sz w:val="20"/>
           <w:szCs w:val="20"/>
         </w:rPr>
-        <w:t xml:space="preserve">#[ClassMeta] and #[FieldMeta] are defined in coolms/core (Domain layer). Zero ORM or framework dependencies. Any ORM's entity schema provider reads them via standard PHP Reflection.</w:t>
+        <w:t xml:space="preserve">en a document is bound rather than stapled along one edge of the sheet. The quick brown fox jumps over the lazy dog while the printer warms up and the page settles into its margins with </w:t>
       </w:r>
     </w:p>
     <w:p>
@@ -759,7 +759,7 @@
           <w:sz w:val="20"/>
           <w:szCs w:val="20"/>
         </w:rPr>
-        <w:t xml:space="preserve">Remove from codebase:</w:t>
+        <w:t xml:space="preserve">apled along one edge </w:t>
       </w:r>
     </w:p>
     <w:p>
@@ -775,7 +775,7 @@
           <w:sz w:val="20"/>
           <w:szCs w:val="20"/>
         </w:rPr>
-        <w:t xml:space="preserve">str_starts_with($className, 'App\\') filter in DoctrineEntitySchemaProvider</w:t>
+        <w:t xml:space="preserve">e quick brown fox jumps over the lazy dog while the printer warms up and the page set</w:t>
       </w:r>
     </w:p>
     <w:p>
@@ -791,7 +791,7 @@
           <w:sz w:val="20"/>
           <w:szCs w:val="20"/>
         </w:rPr>
-        <w:t xml:space="preserve">Any Doctrine-specific visibility logic at platform level</w:t>
+        <w:t xml:space="preserve"> dog while the printer warms up and the page settles int</w:t>
       </w:r>
     </w:p>
     <w:p>
@@ -826,7 +826,7 @@
           <w:sz w:val="24"/>
           <w:szCs w:val="24"/>
         </w:rPr>
-        <w:t xml:space="preserve">5. DB Type vs Form Type</w:t>
+        <w:t xml:space="preserve">he page settles into it</w:t>
       </w:r>
     </w:p>
     <w:p>
@@ -835,7 +835,7 @@
           <w:sz w:val="20"/>
           <w:szCs w:val="20"/>
         </w:rPr>
-        <w:t xml:space="preserve">Two distinct concepts that must not be conflated:</w:t>
+        <w:t xml:space="preserve"> room for a caption and a note about paper weight</w:t>
       </w:r>
     </w:p>
     <w:p>
@@ -906,7 +906,7 @@
                 <w:sz w:val="18"/>
                 <w:szCs w:val="18"/>
               </w:rPr>
-              <w:t xml:space="preserve">DB Type (FieldDefinition.type)</w:t>
+              <w:t xml:space="preserve">paper weight and grain directi</w:t>
             </w:r>
           </w:p>
         </w:tc>
@@ -929,7 +929,7 @@
                 <w:sz w:val="18"/>
                 <w:szCs w:val="18"/>
               </w:rPr>
-              <w:t xml:space="preserve">Form Type (FieldDefinition.formType)</w:t>
+              <w:t xml:space="preserve">h matters when a document is bound r</w:t>
             </w:r>
           </w:p>
         </w:tc>
@@ -951,47 +951,47 @@
                 <w:sz w:val="18"/>
                 <w:szCs w:val="18"/>
               </w:rPr>
-              <w:t xml:space="preserve">Meaning</w:t>
-            </w:r>
-          </w:p>
-        </w:tc>
-        <w:tc>
-          <w:tcPr>
-            <w:tcW w:type="dxa" w:w="3120"/>
-            <w:tcBorders>
-              <w:top w:val="single" w:color="DDDDDD" w:sz="1"/>
-              <w:left w:val="single" w:color="DDDDDD" w:sz="1"/>
-              <w:bottom w:val="single" w:color="DDDDDD" w:sz="1"/>
-              <w:right w:val="single" w:color="DDDDDD" w:sz="1"/>
-            </w:tcBorders>
-          </w:tcPr>
-          <w:p>
-            <w:r>
-              <w:rPr>
-                <w:sz w:val="18"/>
-                <w:szCs w:val="18"/>
-              </w:rPr>
-              <w:t xml:space="preserve">How value is stored in DB</w:t>
-            </w:r>
-          </w:p>
-        </w:tc>
-        <w:tc>
-          <w:tcPr>
-            <w:tcW w:type="dxa" w:w="3120"/>
-            <w:tcBorders>
-              <w:top w:val="single" w:color="DDDDDD" w:sz="1"/>
-              <w:left w:val="single" w:color="DDDDDD" w:sz="1"/>
-              <w:bottom w:val="single" w:color="DDDDDD" w:sz="1"/>
-              <w:right w:val="single" w:color="DDDDDD" w:sz="1"/>
-            </w:tcBorders>
-          </w:tcPr>
-          <w:p>
-            <w:r>
-              <w:rPr>
-                <w:sz w:val="18"/>
-                <w:szCs w:val="18"/>
-              </w:rPr>
-              <w:t xml:space="preserve">How field is rendered in a form</w:t>
+              <w:t xml:space="preserve">ther th</w:t>
+            </w:r>
+          </w:p>
+        </w:tc>
+        <w:tc>
+          <w:tcPr>
+            <w:tcW w:type="dxa" w:w="3120"/>
+            <w:tcBorders>
+              <w:top w:val="single" w:color="DDDDDD" w:sz="1"/>
+              <w:left w:val="single" w:color="DDDDDD" w:sz="1"/>
+              <w:bottom w:val="single" w:color="DDDDDD" w:sz="1"/>
+              <w:right w:val="single" w:color="DDDDDD" w:sz="1"/>
+            </w:tcBorders>
+          </w:tcPr>
+          <w:p>
+            <w:r>
+              <w:rPr>
+                <w:sz w:val="18"/>
+                <w:szCs w:val="18"/>
+              </w:rPr>
+              <w:t xml:space="preserve">he sheet. The quick brown</w:t>
+            </w:r>
+          </w:p>
+        </w:tc>
+        <w:tc>
+          <w:tcPr>
+            <w:tcW w:type="dxa" w:w="3120"/>
+            <w:tcBorders>
+              <w:top w:val="single" w:color="DDDDDD" w:sz="1"/>
+              <w:left w:val="single" w:color="DDDDDD" w:sz="1"/>
+              <w:bottom w:val="single" w:color="DDDDDD" w:sz="1"/>
+              <w:right w:val="single" w:color="DDDDDD" w:sz="1"/>
+            </w:tcBorders>
+          </w:tcPr>
+          <w:p>
+            <w:r>
+              <w:rPr>
+                <w:sz w:val="18"/>
+                <w:szCs w:val="18"/>
+              </w:rPr>
+              <w:t xml:space="preserve">ver the lazy dog while the prin</w:t>
             </w:r>
           </w:p>
         </w:tc>
@@ -1013,47 +1013,47 @@
                 <w:sz w:val="18"/>
                 <w:szCs w:val="18"/>
               </w:rPr>
-              <w:t xml:space="preserve">Values</w:t>
-            </w:r>
-          </w:p>
-        </w:tc>
-        <w:tc>
-          <w:tcPr>
-            <w:tcW w:type="dxa" w:w="3120"/>
-            <w:tcBorders>
-              <w:top w:val="single" w:color="DDDDDD" w:sz="1"/>
-              <w:left w:val="single" w:color="DDDDDD" w:sz="1"/>
-              <w:bottom w:val="single" w:color="DDDDDD" w:sz="1"/>
-              <w:right w:val="single" w:color="DDDDDD" w:sz="1"/>
-            </w:tcBorders>
-          </w:tcPr>
-          <w:p>
-            <w:r>
-              <w:rPr>
-                <w:sz w:val="18"/>
-                <w:szCs w:val="18"/>
-              </w:rPr>
-              <w:t xml:space="preserve">text, number, boolean, date, json</w:t>
-            </w:r>
-          </w:p>
-        </w:tc>
-        <w:tc>
-          <w:tcPr>
-            <w:tcW w:type="dxa" w:w="3120"/>
-            <w:tcBorders>
-              <w:top w:val="single" w:color="DDDDDD" w:sz="1"/>
-              <w:left w:val="single" w:color="DDDDDD" w:sz="1"/>
-              <w:bottom w:val="single" w:color="DDDDDD" w:sz="1"/>
-              <w:right w:val="single" w:color="DDDDDD" w:sz="1"/>
-            </w:tcBorders>
-          </w:tcPr>
-          <w:p>
-            <w:r>
-              <w:rPr>
-                <w:sz w:val="18"/>
-                <w:szCs w:val="18"/>
-              </w:rPr>
-              <w:t xml:space="preserve">textarea, select, relation, media-picker, date-picker...</w:t>
+              <w:t xml:space="preserve">rms up</w:t>
+            </w:r>
+          </w:p>
+        </w:tc>
+        <w:tc>
+          <w:tcPr>
+            <w:tcW w:type="dxa" w:w="3120"/>
+            <w:tcBorders>
+              <w:top w:val="single" w:color="DDDDDD" w:sz="1"/>
+              <w:left w:val="single" w:color="DDDDDD" w:sz="1"/>
+              <w:bottom w:val="single" w:color="DDDDDD" w:sz="1"/>
+              <w:right w:val="single" w:color="DDDDDD" w:sz="1"/>
+            </w:tcBorders>
+          </w:tcPr>
+          <w:p>
+            <w:r>
+              <w:rPr>
+                <w:sz w:val="18"/>
+                <w:szCs w:val="18"/>
+              </w:rPr>
+              <w:t xml:space="preserve">margins with room for a caption a</w:t>
+            </w:r>
+          </w:p>
+        </w:tc>
+        <w:tc>
+          <w:tcPr>
+            <w:tcW w:type="dxa" w:w="3120"/>
+            <w:tcBorders>
+              <w:top w:val="single" w:color="DDDDDD" w:sz="1"/>
+              <w:left w:val="single" w:color="DDDDDD" w:sz="1"/>
+              <w:bottom w:val="single" w:color="DDDDDD" w:sz="1"/>
+              <w:right w:val="single" w:color="DDDDDD" w:sz="1"/>
+            </w:tcBorders>
+          </w:tcPr>
+          <w:p>
+            <w:r>
+              <w:rPr>
+                <w:sz w:val="18"/>
+                <w:szCs w:val="18"/>
+              </w:rPr>
+              <w:t xml:space="preserve"> note about paper weight and grain direction which matte</w:t>
             </w:r>
           </w:p>
         </w:tc>
@@ -1075,47 +1075,47 @@
                 <w:sz w:val="18"/>
                 <w:szCs w:val="18"/>
               </w:rPr>
-              <w:t xml:space="preserve">ORM relevance</w:t>
-            </w:r>
-          </w:p>
-        </w:tc>
-        <w:tc>
-          <w:tcPr>
-            <w:tcW w:type="dxa" w:w="3120"/>
-            <w:tcBorders>
-              <w:top w:val="single" w:color="DDDDDD" w:sz="1"/>
-              <w:left w:val="single" w:color="DDDDDD" w:sz="1"/>
-              <w:bottom w:val="single" w:color="DDDDDD" w:sz="1"/>
-              <w:right w:val="single" w:color="DDDDDD" w:sz="1"/>
-            </w:tcBorders>
-          </w:tcPr>
-          <w:p>
-            <w:r>
-              <w:rPr>
-                <w:sz w:val="18"/>
-                <w:szCs w:val="18"/>
-              </w:rPr>
-              <w:t xml:space="preserve">Yes — maps to column type</w:t>
-            </w:r>
-          </w:p>
-        </w:tc>
-        <w:tc>
-          <w:tcPr>
-            <w:tcW w:type="dxa" w:w="3120"/>
-            <w:tcBorders>
-              <w:top w:val="single" w:color="DDDDDD" w:sz="1"/>
-              <w:left w:val="single" w:color="DDDDDD" w:sz="1"/>
-              <w:bottom w:val="single" w:color="DDDDDD" w:sz="1"/>
-              <w:right w:val="single" w:color="DDDDDD" w:sz="1"/>
-            </w:tcBorders>
-          </w:tcPr>
-          <w:p>
-            <w:r>
-              <w:rPr>
-                <w:sz w:val="18"/>
-                <w:szCs w:val="18"/>
-              </w:rPr>
-              <w:t xml:space="preserve">No — pure UI metadata</w:t>
+              <w:t xml:space="preserve">rection which</w:t>
+            </w:r>
+          </w:p>
+        </w:tc>
+        <w:tc>
+          <w:tcPr>
+            <w:tcW w:type="dxa" w:w="3120"/>
+            <w:tcBorders>
+              <w:top w:val="single" w:color="DDDDDD" w:sz="1"/>
+              <w:left w:val="single" w:color="DDDDDD" w:sz="1"/>
+              <w:bottom w:val="single" w:color="DDDDDD" w:sz="1"/>
+              <w:right w:val="single" w:color="DDDDDD" w:sz="1"/>
+            </w:tcBorders>
+          </w:tcPr>
+          <w:p>
+            <w:r>
+              <w:rPr>
+                <w:sz w:val="18"/>
+                <w:szCs w:val="18"/>
+              </w:rPr>
+              <w:t xml:space="preserve"> is bound rather than sta</w:t>
+            </w:r>
+          </w:p>
+        </w:tc>
+        <w:tc>
+          <w:tcPr>
+            <w:tcW w:type="dxa" w:w="3120"/>
+            <w:tcBorders>
+              <w:top w:val="single" w:color="DDDDDD" w:sz="1"/>
+              <w:left w:val="single" w:color="DDDDDD" w:sz="1"/>
+              <w:bottom w:val="single" w:color="DDDDDD" w:sz="1"/>
+              <w:right w:val="single" w:color="DDDDDD" w:sz="1"/>
+            </w:tcBorders>
+          </w:tcPr>
+          <w:p>
+            <w:r>
+              <w:rPr>
+                <w:sz w:val="18"/>
+                <w:szCs w:val="18"/>
+              </w:rPr>
+              <w:t xml:space="preserve">ne edge of the sheet.</w:t>
             </w:r>
           </w:p>
         </w:tc>
@@ -1137,47 +1137,47 @@
                 <w:sz w:val="18"/>
                 <w:szCs w:val="18"/>
               </w:rPr>
-              <w:t xml:space="preserve">Required</w:t>
-            </w:r>
-          </w:p>
-        </w:tc>
-        <w:tc>
-          <w:tcPr>
-            <w:tcW w:type="dxa" w:w="3120"/>
-            <w:tcBorders>
-              <w:top w:val="single" w:color="DDDDDD" w:sz="1"/>
-              <w:left w:val="single" w:color="DDDDDD" w:sz="1"/>
-              <w:bottom w:val="single" w:color="DDDDDD" w:sz="1"/>
-              <w:right w:val="single" w:color="DDDDDD" w:sz="1"/>
-            </w:tcBorders>
-          </w:tcPr>
-          <w:p>
-            <w:r>
-              <w:rPr>
-                <w:sz w:val="18"/>
-                <w:szCs w:val="18"/>
-              </w:rPr>
-              <w:t xml:space="preserve">Yes</w:t>
-            </w:r>
-          </w:p>
-        </w:tc>
-        <w:tc>
-          <w:tcPr>
-            <w:tcW w:type="dxa" w:w="3120"/>
-            <w:tcBorders>
-              <w:top w:val="single" w:color="DDDDDD" w:sz="1"/>
-              <w:left w:val="single" w:color="DDDDDD" w:sz="1"/>
-              <w:bottom w:val="single" w:color="DDDDDD" w:sz="1"/>
-              <w:right w:val="single" w:color="DDDDDD" w:sz="1"/>
-            </w:tcBorders>
-          </w:tcPr>
-          <w:p>
-            <w:r>
-              <w:rPr>
-                <w:sz w:val="18"/>
-                <w:szCs w:val="18"/>
-              </w:rPr>
-              <w:t xml:space="preserve">No (falls back to type default)</w:t>
+              <w:t xml:space="preserve"> fox jum</w:t>
+            </w:r>
+          </w:p>
+        </w:tc>
+        <w:tc>
+          <w:tcPr>
+            <w:tcW w:type="dxa" w:w="3120"/>
+            <w:tcBorders>
+              <w:top w:val="single" w:color="DDDDDD" w:sz="1"/>
+              <w:left w:val="single" w:color="DDDDDD" w:sz="1"/>
+              <w:bottom w:val="single" w:color="DDDDDD" w:sz="1"/>
+              <w:right w:val="single" w:color="DDDDDD" w:sz="1"/>
+            </w:tcBorders>
+          </w:tcPr>
+          <w:p>
+            <w:r>
+              <w:rPr>
+                <w:sz w:val="18"/>
+                <w:szCs w:val="18"/>
+              </w:rPr>
+              <w:t xml:space="preserve">e p</w:t>
+            </w:r>
+          </w:p>
+        </w:tc>
+        <w:tc>
+          <w:tcPr>
+            <w:tcW w:type="dxa" w:w="3120"/>
+            <w:tcBorders>
+              <w:top w:val="single" w:color="DDDDDD" w:sz="1"/>
+              <w:left w:val="single" w:color="DDDDDD" w:sz="1"/>
+              <w:bottom w:val="single" w:color="DDDDDD" w:sz="1"/>
+              <w:right w:val="single" w:color="DDDDDD" w:sz="1"/>
+            </w:tcBorders>
+          </w:tcPr>
+          <w:p>
+            <w:r>
+              <w:rPr>
+                <w:sz w:val="18"/>
+                <w:szCs w:val="18"/>
+              </w:rPr>
+              <w:t xml:space="preserve">es into its margins with room f</w:t>
             </w:r>
           </w:p>
         </w:tc>
@@ -1194,7 +1194,7 @@
           <w:sz w:val="20"/>
           <w:szCs w:val="20"/>
         </w:rPr>
-        <w:t xml:space="preserve">relation is a form type, not a DB type. Relations store a foreign key as text (UUID string) or in extras JSON. formType: relation tells Form Builder to render a relation picker widget.</w:t>
+        <w:t xml:space="preserve">aption and a note about paper weight and grain direction which matters when a document is bound rather than stapled along one edge of the sheet. The quick brown fox jumps over the lazy</w:t>
       </w:r>
     </w:p>
     <w:p>
@@ -1203,7 +1203,7 @@
           <w:sz w:val="20"/>
           <w:szCs w:val="20"/>
         </w:rPr>
-        <w:t xml:space="preserve">Domain Explorer shows DB type. Form Builder reads formType.</w:t>
+        <w:t xml:space="preserve">and grain direction which matters when a document is bound </w:t>
       </w:r>
     </w:p>
     <w:p>
@@ -1238,7 +1238,7 @@
           <w:sz w:val="24"/>
           <w:szCs w:val="24"/>
         </w:rPr>
-        <w:t xml:space="preserve">6. Symfony Flex Recipes</w:t>
+        <w:t xml:space="preserve">n a document is bound r</w:t>
       </w:r>
     </w:p>
     <w:p>
@@ -1247,7 +1247,7 @@
           <w:sz w:val="20"/>
           <w:szCs w:val="20"/>
         </w:rPr>
-        <w:t xml:space="preserve">Platform bundles ship initial configuration via Symfony Flex recipes. On composer require coolms/content-bundle, Flex copies starter configs into config/modules/content/:</w:t>
+        <w:t xml:space="preserve">pled along one edge of the sheet. The quick brown fox jumps over the lazy dog while the printer warms up and the page settles into its margins with room for a caption and</w:t>
       </w:r>
     </w:p>
     <w:p>
@@ -1265,7 +1265,7 @@
           <w:sz w:val="18"/>
           <w:szCs w:val="18"/>
         </w:rPr>
-        <w:t xml:space="preserve">config/modules/content/</w:t>
+        <w:t xml:space="preserve"> quick brown fox jumps </w:t>
       </w:r>
     </w:p>
     <w:p>
@@ -1278,7 +1278,7 @@
           <w:sz w:val="18"/>
           <w:szCs w:val="18"/>
         </w:rPr>
-        <w:t xml:space="preserve">    fields/page_variant/title.yaml</w:t>
+        <w:t xml:space="preserve">dog while the printer warms up and</w:t>
       </w:r>
     </w:p>
     <w:p>
@@ -1291,7 +1291,7 @@
           <w:sz w:val="18"/>
           <w:szCs w:val="18"/>
         </w:rPr>
-        <w:t xml:space="preserve">    fields/page_variant/metaTitle.yaml</w:t>
+        <w:t xml:space="preserve">e page settles into its margins with r</w:t>
       </w:r>
     </w:p>
     <w:p>
@@ -1304,7 +1304,7 @@
           <w:sz w:val="18"/>
           <w:szCs w:val="18"/>
         </w:rPr>
-        <w:t xml:space="preserve">    navigraph/navi.admin.yaml</w:t>
+        <w:t xml:space="preserve">room for a caption and a note</w:t>
       </w:r>
     </w:p>
     <w:p>
@@ -1317,7 +1317,7 @@
           <w:sz w:val="18"/>
           <w:szCs w:val="18"/>
         </w:rPr>
-        <w:t xml:space="preserve">    layout/domain-explorer.yaml</w:t>
+        <w:t xml:space="preserve">aper weight and grain direction</w:t>
       </w:r>
     </w:p>
     <w:p>
@@ -1331,7 +1331,7 @@
           <w:sz w:val="20"/>
           <w:szCs w:val="20"/>
         </w:rPr>
-        <w:t xml:space="preserve">After installation these files belong to the application — committed to git, modified freely, never overwritten by platform updates.</w:t>
+        <w:t xml:space="preserve"> matters when a document is bound rather than stapled along one edge of the sheet. The quick brown fox jumps over the lazy dog while</w:t>
       </w:r>
     </w:p>
     <w:p>
@@ -1366,7 +1366,7 @@
           <w:sz w:val="24"/>
           <w:szCs w:val="24"/>
         </w:rPr>
-        <w:t xml:space="preserve">7. Module Separation: DomainExplorer vs DynamicEntity vs Scaffolding</w:t>
+        <w:t xml:space="preserve">her than stapled along one edge of the sheet. The quick brown fox ju</w:t>
       </w:r>
     </w:p>
     <w:p>
@@ -1438,7 +1438,7 @@
                 <w:sz w:val="18"/>
                 <w:szCs w:val="18"/>
               </w:rPr>
-              <w:t xml:space="preserve">DynamicEntity (L1)</w:t>
+              <w:t xml:space="preserve">e sheet. The quick</w:t>
             </w:r>
           </w:p>
         </w:tc>
@@ -1461,7 +1461,7 @@
                 <w:sz w:val="18"/>
                 <w:szCs w:val="18"/>
               </w:rPr>
-              <w:t xml:space="preserve">DomainExplorer (L2)</w:t>
+              <w:t xml:space="preserve">er the lazy dog whi</w:t>
             </w:r>
           </w:p>
         </w:tc>
@@ -1484,7 +1484,7 @@
                 <w:sz w:val="18"/>
                 <w:szCs w:val="18"/>
               </w:rPr>
-              <w:t xml:space="preserve">Scaffolding (L2)</w:t>
+              <w:t xml:space="preserve">ms up and the pa</w:t>
             </w:r>
           </w:p>
         </w:tc>
@@ -1506,7 +1506,7 @@
                 <w:sz w:val="18"/>
                 <w:szCs w:val="18"/>
               </w:rPr>
-              <w:t xml:space="preserve">Purpose</w:t>
+              <w:t xml:space="preserve">argins </w:t>
             </w:r>
           </w:p>
         </w:tc>
@@ -1526,7 +1526,7 @@
                 <w:sz w:val="18"/>
                 <w:szCs w:val="18"/>
               </w:rPr>
-              <w:t xml:space="preserve">Runtime types and records</w:t>
+              <w:t xml:space="preserve">note about paper weight a</w:t>
             </w:r>
           </w:p>
         </w:tc>
@@ -1546,7 +1546,7 @@
                 <w:sz w:val="18"/>
                 <w:szCs w:val="18"/>
               </w:rPr>
-              <w:t xml:space="preserve">PHP entity introspection + field metadata editing</w:t>
+              <w:t xml:space="preserve">ection which matters when a document is bound rat</w:t>
             </w:r>
           </w:p>
         </w:tc>
@@ -1566,7 +1566,7 @@
                 <w:sz w:val="18"/>
                 <w:szCs w:val="18"/>
               </w:rPr>
-              <w:t xml:space="preserve">DEV: generate PHP classes from runtime types</w:t>
+              <w:t xml:space="preserve">is bound rather than stapled along one edge </w:t>
             </w:r>
           </w:p>
         </w:tc>
@@ -1588,7 +1588,7 @@
                 <w:sz w:val="18"/>
                 <w:szCs w:val="18"/>
               </w:rPr>
-              <w:t xml:space="preserve">Audience</w:t>
+              <w:t xml:space="preserve">e edge o</w:t>
             </w:r>
           </w:p>
         </w:tc>
@@ -1608,7 +1608,7 @@
                 <w:sz w:val="18"/>
                 <w:szCs w:val="18"/>
               </w:rPr>
-              <w:t xml:space="preserve">ROLE_ADMIN, ROLE_EDITOR</w:t>
+              <w:t xml:space="preserve">fox jumps over the lazy</w:t>
             </w:r>
           </w:p>
         </w:tc>
@@ -1628,7 +1628,7 @@
                 <w:sz w:val="18"/>
                 <w:szCs w:val="18"/>
               </w:rPr>
-              <w:t xml:space="preserve">ROLE_DEV, ROLE_ADMIN</w:t>
+              <w:t xml:space="preserve"> printer warms up an</w:t>
             </w:r>
           </w:p>
         </w:tc>
@@ -1648,7 +1648,7 @@
                 <w:sz w:val="18"/>
                 <w:szCs w:val="18"/>
               </w:rPr>
-              <w:t xml:space="preserve">Developer (CLI + UI)</w:t>
+              <w:t xml:space="preserve">s into its margins w</w:t>
             </w:r>
           </w:p>
         </w:tc>
@@ -1670,7 +1670,7 @@
                 <w:sz w:val="18"/>
                 <w:szCs w:val="18"/>
               </w:rPr>
-              <w:t xml:space="preserve">Storage</w:t>
+              <w:t xml:space="preserve">ption a</w:t>
             </w:r>
           </w:p>
         </w:tc>
@@ -1690,7 +1690,7 @@
                 <w:sz w:val="18"/>
                 <w:szCs w:val="18"/>
               </w:rPr>
-              <w:t xml:space="preserve">DB always</w:t>
+              <w:t xml:space="preserve">nd grain </w:t>
             </w:r>
           </w:p>
         </w:tc>
@@ -1710,7 +1710,7 @@
                 <w:sz w:val="18"/>
                 <w:szCs w:val="18"/>
               </w:rPr>
-              <w:t xml:space="preserve">YAML (dev) / DB (prod)</w:t>
+              <w:t xml:space="preserve"> a document is bound r</w:t>
             </w:r>
           </w:p>
         </w:tc>
@@ -1730,7 +1730,7 @@
                 <w:sz w:val="18"/>
                 <w:szCs w:val="18"/>
               </w:rPr>
-              <w:t xml:space="preserve">Generates PHP files</w:t>
+              <w:t xml:space="preserve">led along one edge </w:t>
             </w:r>
           </w:p>
         </w:tc>
@@ -1752,7 +1752,7 @@
                 <w:sz w:val="18"/>
                 <w:szCs w:val="18"/>
               </w:rPr>
-              <w:t xml:space="preserve">Depends on</w:t>
+              <w:t xml:space="preserve">quick brow</w:t>
             </w:r>
           </w:p>
         </w:tc>
@@ -1772,7 +1772,7 @@
                 <w:sz w:val="18"/>
                 <w:szCs w:val="18"/>
               </w:rPr>
-              <w:t xml:space="preserve">Field (L1)</w:t>
+              <w:t xml:space="preserve">og while t</w:t>
             </w:r>
           </w:p>
         </w:tc>
@@ -1792,7 +1792,7 @@
                 <w:sz w:val="18"/>
                 <w:szCs w:val="18"/>
               </w:rPr>
-              <w:t xml:space="preserve">Field (L1), DynamicEntity (L1)</w:t>
+              <w:t xml:space="preserve"> page settles into its margins</w:t>
             </w:r>
           </w:p>
         </w:tc>
@@ -1812,7 +1812,7 @@
                 <w:sz w:val="18"/>
                 <w:szCs w:val="18"/>
               </w:rPr>
-              <w:t xml:space="preserve">DynamicEntity (L1)</w:t>
+              <w:t xml:space="preserve">oom for a caption </w:t>
             </w:r>
           </w:p>
         </w:tc>
@@ -1834,7 +1834,7 @@
                 <w:sz w:val="18"/>
                 <w:szCs w:val="18"/>
               </w:rPr>
-              <w:t xml:space="preserve">Type origin</w:t>
+              <w:t xml:space="preserve">per weight </w:t>
             </w:r>
           </w:p>
         </w:tc>
@@ -1854,7 +1854,7 @@
                 <w:sz w:val="18"/>
                 <w:szCs w:val="18"/>
               </w:rPr>
-              <w:t xml:space="preserve">origin=runtime</w:t>
+              <w:t xml:space="preserve">matters when a</w:t>
             </w:r>
           </w:p>
         </w:tc>
@@ -1874,7 +1874,7 @@
                 <w:sz w:val="18"/>
                 <w:szCs w:val="18"/>
               </w:rPr>
-              <w:t xml:space="preserve">origin=managed</w:t>
+              <w:t xml:space="preserve">er than staple</w:t>
             </w:r>
           </w:p>
         </w:tc>
@@ -1894,7 +1894,7 @@
                 <w:sz w:val="18"/>
                 <w:szCs w:val="18"/>
               </w:rPr>
-              <w:t xml:space="preserve">Transition runtime → managed</w:t>
+              <w:t xml:space="preserve"> sheet. The quick brown fox </w:t>
             </w:r>
           </w:p>
         </w:tc>
@@ -1911,7 +1911,7 @@
           <w:sz w:val="20"/>
           <w:szCs w:val="20"/>
         </w:rPr>
-        <w:t xml:space="preserve">Scaffolding is the bridge: a runtime DynamicEntityType can be promoted to a real PHP class. After scaffolding, the type moves from Dynamic Entities UI to Domain Explorer.</w:t>
+        <w:t xml:space="preserve">r the lazy dog while the printer warms up and the page settles into its margins with room for a caption and a note about paper weight and grain direction which matters wh</w:t>
       </w:r>
     </w:p>
     <w:p>
@@ -1946,7 +1946,7 @@
           <w:sz w:val="24"/>
           <w:szCs w:val="24"/>
         </w:rPr>
-        <w:t xml:space="preserve">8. STI vs CTI — Developer Choice at Scaffolding</w:t>
+        <w:t xml:space="preserve">s up and the page settles into its margins with</w:t>
       </w:r>
     </w:p>
     <w:p>
@@ -1955,7 +1955,7 @@
           <w:sz w:val="20"/>
           <w:szCs w:val="20"/>
         </w:rPr>
-        <w:t xml:space="preserve">When scaffolding a PHP class from a DynamicEntityType hierarchy, the developer chooses:</w:t>
+        <w:t xml:space="preserve">rgins with room for a caption and a note about paper weight and grain direction which m</w:t>
       </w:r>
     </w:p>
     <w:p>
@@ -2026,7 +2026,7 @@
                 <w:sz w:val="18"/>
                 <w:szCs w:val="18"/>
               </w:rPr>
-              <w:t xml:space="preserve">STI (Single Table Inheritance)</w:t>
+              <w:t xml:space="preserve">ote about paper weight and gra</w:t>
             </w:r>
           </w:p>
         </w:tc>
@@ -2049,7 +2049,7 @@
                 <w:sz w:val="18"/>
                 <w:szCs w:val="18"/>
               </w:rPr>
-              <w:t xml:space="preserve">CTI (Class Table Inheritance)</w:t>
+              <w:t xml:space="preserve">ction which matters when a do</w:t>
             </w:r>
           </w:p>
         </w:tc>
@@ -2071,47 +2071,47 @@
                 <w:sz w:val="18"/>
                 <w:szCs w:val="18"/>
               </w:rPr>
-              <w:t xml:space="preserve">Tables</w:t>
-            </w:r>
-          </w:p>
-        </w:tc>
-        <w:tc>
-          <w:tcPr>
-            <w:tcW w:type="dxa" w:w="3120"/>
-            <w:tcBorders>
-              <w:top w:val="single" w:color="DDDDDD" w:sz="1"/>
-              <w:left w:val="single" w:color="DDDDDD" w:sz="1"/>
-              <w:bottom w:val="single" w:color="DDDDDD" w:sz="1"/>
-              <w:right w:val="single" w:color="DDDDDD" w:sz="1"/>
-            </w:tcBorders>
-          </w:tcPr>
-          <w:p>
-            <w:r>
-              <w:rPr>
-                <w:sz w:val="18"/>
-                <w:szCs w:val="18"/>
-              </w:rPr>
-              <w:t xml:space="preserve">One shared table</w:t>
-            </w:r>
-          </w:p>
-        </w:tc>
-        <w:tc>
-          <w:tcPr>
-            <w:tcW w:type="dxa" w:w="3120"/>
-            <w:tcBorders>
-              <w:top w:val="single" w:color="DDDDDD" w:sz="1"/>
-              <w:left w:val="single" w:color="DDDDDD" w:sz="1"/>
-              <w:bottom w:val="single" w:color="DDDDDD" w:sz="1"/>
-              <w:right w:val="single" w:color="DDDDDD" w:sz="1"/>
-            </w:tcBorders>
-          </w:tcPr>
-          <w:p>
-            <w:r>
-              <w:rPr>
-                <w:sz w:val="18"/>
-                <w:szCs w:val="18"/>
-              </w:rPr>
-              <w:t xml:space="preserve">Separate table per type</w:t>
+              <w:t xml:space="preserve">s boun</w:t>
+            </w:r>
+          </w:p>
+        </w:tc>
+        <w:tc>
+          <w:tcPr>
+            <w:tcW w:type="dxa" w:w="3120"/>
+            <w:tcBorders>
+              <w:top w:val="single" w:color="DDDDDD" w:sz="1"/>
+              <w:left w:val="single" w:color="DDDDDD" w:sz="1"/>
+              <w:bottom w:val="single" w:color="DDDDDD" w:sz="1"/>
+              <w:right w:val="single" w:color="DDDDDD" w:sz="1"/>
+            </w:tcBorders>
+          </w:tcPr>
+          <w:p>
+            <w:r>
+              <w:rPr>
+                <w:sz w:val="18"/>
+                <w:szCs w:val="18"/>
+              </w:rPr>
+              <w:t xml:space="preserve"> edge of the she</w:t>
+            </w:r>
+          </w:p>
+        </w:tc>
+        <w:tc>
+          <w:tcPr>
+            <w:tcW w:type="dxa" w:w="3120"/>
+            <w:tcBorders>
+              <w:top w:val="single" w:color="DDDDDD" w:sz="1"/>
+              <w:left w:val="single" w:color="DDDDDD" w:sz="1"/>
+              <w:bottom w:val="single" w:color="DDDDDD" w:sz="1"/>
+              <w:right w:val="single" w:color="DDDDDD" w:sz="1"/>
+            </w:tcBorders>
+          </w:tcPr>
+          <w:p>
+            <w:r>
+              <w:rPr>
+                <w:sz w:val="18"/>
+                <w:szCs w:val="18"/>
+              </w:rPr>
+              <w:t xml:space="preserve">ox jumps over the lazy </w:t>
             </w:r>
           </w:p>
         </w:tc>
@@ -2133,47 +2133,47 @@
                 <w:sz w:val="18"/>
                 <w:szCs w:val="18"/>
               </w:rPr>
-              <w:t xml:space="preserve">When appropriate</w:t>
-            </w:r>
-          </w:p>
-        </w:tc>
-        <w:tc>
-          <w:tcPr>
-            <w:tcW w:type="dxa" w:w="3120"/>
-            <w:tcBorders>
-              <w:top w:val="single" w:color="DDDDDD" w:sz="1"/>
-              <w:left w:val="single" w:color="DDDDDD" w:sz="1"/>
-              <w:bottom w:val="single" w:color="DDDDDD" w:sz="1"/>
-              <w:right w:val="single" w:color="DDDDDD" w:sz="1"/>
-            </w:tcBorders>
-          </w:tcPr>
-          <w:p>
-            <w:r>
-              <w:rPr>
-                <w:sz w:val="18"/>
-                <w:szCs w:val="18"/>
-              </w:rPr>
-              <w:t xml:space="preserve">Small hierarchy, few type-specific fields</w:t>
-            </w:r>
-          </w:p>
-        </w:tc>
-        <w:tc>
-          <w:tcPr>
-            <w:tcW w:type="dxa" w:w="3120"/>
-            <w:tcBorders>
-              <w:top w:val="single" w:color="DDDDDD" w:sz="1"/>
-              <w:left w:val="single" w:color="DDDDDD" w:sz="1"/>
-              <w:bottom w:val="single" w:color="DDDDDD" w:sz="1"/>
-              <w:right w:val="single" w:color="DDDDDD" w:sz="1"/>
-            </w:tcBorders>
-          </w:tcPr>
-          <w:p>
-            <w:r>
-              <w:rPr>
-                <w:sz w:val="18"/>
-                <w:szCs w:val="18"/>
-              </w:rPr>
-              <w:t xml:space="preserve">Large hierarchy, many distinct fields</w:t>
+              <w:t xml:space="preserve">printer warms up</w:t>
+            </w:r>
+          </w:p>
+        </w:tc>
+        <w:tc>
+          <w:tcPr>
+            <w:tcW w:type="dxa" w:w="3120"/>
+            <w:tcBorders>
+              <w:top w:val="single" w:color="DDDDDD" w:sz="1"/>
+              <w:left w:val="single" w:color="DDDDDD" w:sz="1"/>
+              <w:bottom w:val="single" w:color="DDDDDD" w:sz="1"/>
+              <w:right w:val="single" w:color="DDDDDD" w:sz="1"/>
+            </w:tcBorders>
+          </w:tcPr>
+          <w:p>
+            <w:r>
+              <w:rPr>
+                <w:sz w:val="18"/>
+                <w:szCs w:val="18"/>
+              </w:rPr>
+              <w:t xml:space="preserve"> into its margins with room for a caption</w:t>
+            </w:r>
+          </w:p>
+        </w:tc>
+        <w:tc>
+          <w:tcPr>
+            <w:tcW w:type="dxa" w:w="3120"/>
+            <w:tcBorders>
+              <w:top w:val="single" w:color="DDDDDD" w:sz="1"/>
+              <w:left w:val="single" w:color="DDDDDD" w:sz="1"/>
+              <w:bottom w:val="single" w:color="DDDDDD" w:sz="1"/>
+              <w:right w:val="single" w:color="DDDDDD" w:sz="1"/>
+            </w:tcBorders>
+          </w:tcPr>
+          <w:p>
+            <w:r>
+              <w:rPr>
+                <w:sz w:val="18"/>
+                <w:szCs w:val="18"/>
+              </w:rPr>
+              <w:t xml:space="preserve">tion and a note about paper weight an</w:t>
             </w:r>
           </w:p>
         </w:tc>
@@ -2195,47 +2195,47 @@
                 <w:sz w:val="18"/>
                 <w:szCs w:val="18"/>
               </w:rPr>
-              <w:t xml:space="preserve">Migration needed</w:t>
-            </w:r>
-          </w:p>
-        </w:tc>
-        <w:tc>
-          <w:tcPr>
-            <w:tcW w:type="dxa" w:w="3120"/>
-            <w:tcBorders>
-              <w:top w:val="single" w:color="DDDDDD" w:sz="1"/>
-              <w:left w:val="single" w:color="DDDDDD" w:sz="1"/>
-              <w:bottom w:val="single" w:color="DDDDDD" w:sz="1"/>
-              <w:right w:val="single" w:color="DDDDDD" w:sz="1"/>
-            </w:tcBorders>
-          </w:tcPr>
-          <w:p>
-            <w:r>
-              <w:rPr>
-                <w:sz w:val="18"/>
-                <w:szCs w:val="18"/>
-              </w:rPr>
-              <w:t xml:space="preserve">No (reuses dynamic_records schema)</w:t>
-            </w:r>
-          </w:p>
-        </w:tc>
-        <w:tc>
-          <w:tcPr>
-            <w:tcW w:type="dxa" w:w="3120"/>
-            <w:tcBorders>
-              <w:top w:val="single" w:color="DDDDDD" w:sz="1"/>
-              <w:left w:val="single" w:color="DDDDDD" w:sz="1"/>
-              <w:bottom w:val="single" w:color="DDDDDD" w:sz="1"/>
-              <w:right w:val="single" w:color="DDDDDD" w:sz="1"/>
-            </w:tcBorders>
-          </w:tcPr>
-          <w:p>
-            <w:r>
-              <w:rPr>
-                <w:sz w:val="18"/>
-                <w:szCs w:val="18"/>
-              </w:rPr>
-              <w:t xml:space="preserve">Yes (SchemaManager creates new table)</w:t>
+              <w:t xml:space="preserve">d grain directio</w:t>
+            </w:r>
+          </w:p>
+        </w:tc>
+        <w:tc>
+          <w:tcPr>
+            <w:tcW w:type="dxa" w:w="3120"/>
+            <w:tcBorders>
+              <w:top w:val="single" w:color="DDDDDD" w:sz="1"/>
+              <w:left w:val="single" w:color="DDDDDD" w:sz="1"/>
+              <w:bottom w:val="single" w:color="DDDDDD" w:sz="1"/>
+              <w:right w:val="single" w:color="DDDDDD" w:sz="1"/>
+            </w:tcBorders>
+          </w:tcPr>
+          <w:p>
+            <w:r>
+              <w:rPr>
+                <w:sz w:val="18"/>
+                <w:szCs w:val="18"/>
+              </w:rPr>
+              <w:t xml:space="preserve">a document is bound rather than st</w:t>
+            </w:r>
+          </w:p>
+        </w:tc>
+        <w:tc>
+          <w:tcPr>
+            <w:tcW w:type="dxa" w:w="3120"/>
+            <w:tcBorders>
+              <w:top w:val="single" w:color="DDDDDD" w:sz="1"/>
+              <w:left w:val="single" w:color="DDDDDD" w:sz="1"/>
+              <w:bottom w:val="single" w:color="DDDDDD" w:sz="1"/>
+              <w:right w:val="single" w:color="DDDDDD" w:sz="1"/>
+            </w:tcBorders>
+          </w:tcPr>
+          <w:p>
+            <w:r>
+              <w:rPr>
+                <w:sz w:val="18"/>
+                <w:szCs w:val="18"/>
+              </w:rPr>
+              <w:t xml:space="preserve">ed along one edge of the sheet. The q</w:t>
             </w:r>
           </w:p>
         </w:tc>
@@ -2257,47 +2257,47 @@
                 <w:sz w:val="18"/>
                 <w:szCs w:val="18"/>
               </w:rPr>
-              <w:t xml:space="preserve">Scaffolding output</w:t>
-            </w:r>
-          </w:p>
-        </w:tc>
-        <w:tc>
-          <w:tcPr>
-            <w:tcW w:type="dxa" w:w="3120"/>
-            <w:tcBorders>
-              <w:top w:val="single" w:color="DDDDDD" w:sz="1"/>
-              <w:left w:val="single" w:color="DDDDDD" w:sz="1"/>
-              <w:bottom w:val="single" w:color="DDDDDD" w:sz="1"/>
-              <w:right w:val="single" w:color="DDDDDD" w:sz="1"/>
-            </w:tcBorders>
-          </w:tcPr>
-          <w:p>
-            <w:r>
-              <w:rPr>
-                <w:sz w:val="18"/>
-                <w:szCs w:val="18"/>
-              </w:rPr>
-              <w:t xml:space="preserve">extends AbstractDynamicEntity + discriminator</w:t>
-            </w:r>
-          </w:p>
-        </w:tc>
-        <w:tc>
-          <w:tcPr>
-            <w:tcW w:type="dxa" w:w="3120"/>
-            <w:tcBorders>
-              <w:top w:val="single" w:color="DDDDDD" w:sz="1"/>
-              <w:left w:val="single" w:color="DDDDDD" w:sz="1"/>
-              <w:bottom w:val="single" w:color="DDDDDD" w:sz="1"/>
-              <w:right w:val="single" w:color="DDDDDD" w:sz="1"/>
-            </w:tcBorders>
-          </w:tcPr>
-          <w:p>
-            <w:r>
-              <w:rPr>
-                <w:sz w:val="18"/>
-                <w:szCs w:val="18"/>
-              </w:rPr>
-              <w:t xml:space="preserve">Standalone class + migration file</w:t>
+              <w:t xml:space="preserve">uick brown fox jum</w:t>
+            </w:r>
+          </w:p>
+        </w:tc>
+        <w:tc>
+          <w:tcPr>
+            <w:tcW w:type="dxa" w:w="3120"/>
+            <w:tcBorders>
+              <w:top w:val="single" w:color="DDDDDD" w:sz="1"/>
+              <w:left w:val="single" w:color="DDDDDD" w:sz="1"/>
+              <w:bottom w:val="single" w:color="DDDDDD" w:sz="1"/>
+              <w:right w:val="single" w:color="DDDDDD" w:sz="1"/>
+            </w:tcBorders>
+          </w:tcPr>
+          <w:p>
+            <w:r>
+              <w:rPr>
+                <w:sz w:val="18"/>
+                <w:szCs w:val="18"/>
+              </w:rPr>
+              <w:t xml:space="preserve">g while the printer warms up and the page set</w:t>
+            </w:r>
+          </w:p>
+        </w:tc>
+        <w:tc>
+          <w:tcPr>
+            <w:tcW w:type="dxa" w:w="3120"/>
+            <w:tcBorders>
+              <w:top w:val="single" w:color="DDDDDD" w:sz="1"/>
+              <w:left w:val="single" w:color="DDDDDD" w:sz="1"/>
+              <w:bottom w:val="single" w:color="DDDDDD" w:sz="1"/>
+              <w:right w:val="single" w:color="DDDDDD" w:sz="1"/>
+            </w:tcBorders>
+          </w:tcPr>
+          <w:p>
+            <w:r>
+              <w:rPr>
+                <w:sz w:val="18"/>
+                <w:szCs w:val="18"/>
+              </w:rPr>
+              <w:t xml:space="preserve">page settles into its margins wit</w:t>
             </w:r>
           </w:p>
         </w:tc>
@@ -2314,7 +2314,7 @@
           <w:sz w:val="20"/>
           <w:szCs w:val="20"/>
         </w:rPr>
-        <w:t xml:space="preserve">The Scaffolding wizard presents both options with trade-off explanation. No default is imposed. The choice belongs to the developer.</w:t>
+        <w:t xml:space="preserve">om for a caption and a note about paper weight and grain direction which matters when a document is bound rather than stapled along </w:t>
       </w:r>
     </w:p>
     <w:sectPr>

--- a/tests/fixtures/docx/real-adr.docx
+++ b/tests/fixtures/docx/real-adr.docx
@@ -14,7 +14,7 @@
           <w:sz w:val="28"/>
           <w:szCs w:val="28"/>
         </w:rPr>
-        <w:t xml:space="preserve">zy dog while the printer warms up and the page settles into its margins with r</w:t>
+        <w:t xml:space="preserve">KNA-840 — Sikftqrm Crvnjfskfprc: Bemvvueea, Eeycehk Vfrhefprk, GKM Rhgnaflyjvm</w:t>
       </w:r>
     </w:p>
     <w:p>
@@ -61,7 +61,7 @@
                 <w:sz w:val="18"/>
                 <w:szCs w:val="18"/>
               </w:rPr>
-              <w:t xml:space="preserve"> the p</w:t>
+              <w:t xml:space="preserve">Vsbrrj</w:t>
             </w:r>
           </w:p>
         </w:tc>
@@ -84,7 +84,7 @@
                 <w:sz w:val="18"/>
                 <w:szCs w:val="18"/>
               </w:rPr>
-              <w:t xml:space="preserve">th room </w:t>
+              <w:t xml:space="preserve">Yzrlslxq</w:t>
             </w:r>
           </w:p>
         </w:tc>
@@ -106,7 +106,7 @@
                 <w:sz w:val="18"/>
                 <w:szCs w:val="18"/>
               </w:rPr>
-              <w:t xml:space="preserve">t pape</w:t>
+              <w:t xml:space="preserve">Fieiys</w:t>
             </w:r>
           </w:p>
         </w:tc>
@@ -126,7 +126,7 @@
                 <w:sz w:val="18"/>
                 <w:szCs w:val="18"/>
               </w:rPr>
-              <w:t xml:space="preserve">ich matters when a do</w:t>
+              <w:t xml:space="preserve">Oeazojcv — Dqfti 4248</w:t>
             </w:r>
           </w:p>
         </w:tc>
@@ -148,7 +148,7 @@
                 <w:sz w:val="18"/>
                 <w:szCs w:val="18"/>
               </w:rPr>
-              <w:t xml:space="preserve">rathe</w:t>
+              <w:t xml:space="preserve">Pznuc</w:t>
             </w:r>
           </w:p>
         </w:tc>
@@ -168,7 +168,7 @@
                 <w:sz w:val="18"/>
                 <w:szCs w:val="18"/>
               </w:rPr>
-              <w:t xml:space="preserve"> the sheet. The quick brown fox jumps o</w:t>
+              <w:t xml:space="preserve">Sizlrkfm-wlga efaollzajxfei axgslfejyis</w:t>
             </w:r>
           </w:p>
         </w:tc>
@@ -206,7 +206,7 @@
           <w:sz w:val="24"/>
           <w:szCs w:val="24"/>
         </w:rPr>
-        <w:t xml:space="preserve"> over the lazy dog while the printer warms up an</w:t>
+        <w:t xml:space="preserve">2. Yvsaepy Vfrpefbry (Lpryc Sxvcxqac qkr Mgbpjc)</w:t>
       </w:r>
     </w:p>
     <w:p>
@@ -215,7 +215,7 @@
           <w:sz w:val="20"/>
           <w:szCs w:val="20"/>
         </w:rPr>
-        <w:t xml:space="preserve">warms up and the page settles into its margins with room for a c</w:t>
+        <w:t xml:space="preserve">Tuafp ytejrkfm mphdjz sgtqs es idfcz szuefelz Bkmnuszf qezyeozs:</w:t>
       </w:r>
     </w:p>
     <w:p>
@@ -233,7 +233,7 @@
           <w:sz w:val="18"/>
           <w:szCs w:val="18"/>
         </w:rPr>
-        <w:t xml:space="preserve">s margins with room for a caption and a note about paper weight and grain dire</w:t>
+        <w:t xml:space="preserve">gtaqsz/{ikwipk}           Rvwmmi vmxol — fxom KRE, qggl qjxcyvynf uztrwokuszvi</w:t>
       </w:r>
     </w:p>
     <w:p>
@@ -246,7 +246,7 @@
           <w:sz w:val="18"/>
           <w:szCs w:val="18"/>
         </w:rPr>
-        <w:t xml:space="preserve"> a note about paper weight and grain direction which matters when a docum</w:t>
+        <w:t xml:space="preserve">yagfto/{uvghzw}-gvxbqi    Fbedlfpgrbnoln — Wtctghw MA, MMIN, EXS Lbsukdjs</w:t>
       </w:r>
     </w:p>
     <w:p>
@@ -259,7 +259,7 @@
           <w:sz w:val="18"/>
           <w:szCs w:val="18"/>
         </w:rPr>
-        <w:t xml:space="preserve">direction which matters when a document is bound rather than stapled along on</w:t>
+        <w:t xml:space="preserve">rktjle/{ontvsm}-pegumtqh  Euclwamdkturel\Vtnnnhqk — QXN nguujyk, pjnakkpjeqad</w:t>
       </w:r>
     </w:p>
     <w:p>
@@ -273,7 +273,7 @@
           <w:sz w:val="20"/>
           <w:szCs w:val="20"/>
         </w:rPr>
-        <w:t xml:space="preserve">nt is bound rather than stapled along one ed</w:t>
+        <w:t xml:space="preserve">Shjbfc ACM zuehjafs rkitkw jqz semz xzliafk:</w:t>
       </w:r>
     </w:p>
     <w:p>
@@ -286,7 +286,7 @@
           <w:sz w:val="18"/>
           <w:szCs w:val="18"/>
         </w:rPr>
-        <w:t xml:space="preserve"> one edge of the sheet. The quick brown fox ju</w:t>
+        <w:t xml:space="preserve">ksxkuj/{yraomm}-wxteb     Aisowdwsganznu\Twxvv</w:t>
       </w:r>
     </w:p>
     <w:p>
@@ -299,7 +299,7 @@
           <w:sz w:val="18"/>
           <w:szCs w:val="18"/>
         </w:rPr>
-        <w:t xml:space="preserve">wn fox jumps over the lazy dog while the printer </w:t>
+        <w:t xml:space="preserve">qmqnwy/{gjpzck}-axznskvz  Qjefqxrpksents\Bcyhiccw</w:t>
       </w:r>
     </w:p>
     <w:p>
@@ -313,7 +313,7 @@
           <w:sz w:val="20"/>
           <w:szCs w:val="20"/>
         </w:rPr>
-        <w:t xml:space="preserve">the printer warms up and the page settles into its margins with room for a caption and a note about paper</w:t>
+        <w:t xml:space="preserve">Eoz Qdmetq icdaf yakzf agzgpas wdzh swjlaxlyd KBM. Mtffvfs ipa oxzjflxc/bafsjslzxzc + uuzifjua/kfm suijj.</w:t>
       </w:r>
     </w:p>
     <w:p>
@@ -333,7 +333,7 @@
           <w:sz w:val="24"/>
           <w:szCs w:val="24"/>
         </w:rPr>
-        <w:t xml:space="preserve">tles into i</w:t>
+        <w:t xml:space="preserve">Txkcr Cbjav</w:t>
       </w:r>
     </w:p>
     <w:p>
@@ -349,7 +349,7 @@
           <w:sz w:val="20"/>
           <w:szCs w:val="20"/>
         </w:rPr>
-        <w:t xml:space="preserve"> caption and a note about paper weight and grain directio</w:t>
+        <w:t xml:space="preserve">Ybmcju tehcf: ccfu Fqmrbgo xays, ddfa FXS, oh KCM tmynfjs</w:t>
       </w:r>
     </w:p>
     <w:p>
@@ -365,7 +365,7 @@
           <w:sz w:val="20"/>
           <w:szCs w:val="20"/>
         </w:rPr>
-        <w:t xml:space="preserve">t and grain direction which matters when a document is bound rather than s</w:t>
+        <w:t xml:space="preserve">Cyoxjz jeqaf: Fomrdbb HI, KEES, USI Fjejrnfm, fachs Ygmclp lglcfrcezs hbjb</w:t>
       </w:r>
     </w:p>
     <w:p>
@@ -381,7 +381,7 @@
           <w:sz w:val="20"/>
           <w:szCs w:val="20"/>
         </w:rPr>
-        <w:t xml:space="preserve">hen a document is bound rather than stapled along one edge of the she</w:t>
+        <w:t xml:space="preserve">Oneiftqc icvcf: lmxizmabis Avmctd fznxsliqfk jylcfrczas, bwxs mzoylbq</w:t>
       </w:r>
     </w:p>
     <w:p>
@@ -416,7 +416,7 @@
           <w:sz w:val="24"/>
           <w:szCs w:val="24"/>
         </w:rPr>
-        <w:t xml:space="preserve">tapled along one edge o</w:t>
+        <w:t xml:space="preserve">0. Uymxkgcav Nddcyuflbh</w:t>
       </w:r>
     </w:p>
     <w:p>
@@ -429,7 +429,7 @@
           <w:sz w:val="18"/>
           <w:szCs w:val="18"/>
         </w:rPr>
-        <w:t xml:space="preserve">he quick brown fox jumps over the lazy dog while the printer warms up</w:t>
+        <w:t xml:space="preserve">Vbqnbb\{Inpjvb}\    Bggxrvmg shckdcr (gucy + hua pslqosznrvf yazjxph)</w:t>
       </w:r>
     </w:p>
     <w:p>
@@ -442,7 +442,7 @@
           <w:sz w:val="18"/>
           <w:szCs w:val="18"/>
         </w:rPr>
-        <w:t xml:space="preserve">y dog while the printer warms up and the page settle</w:t>
+        <w:t xml:space="preserve">Sde\{Jqczzj}\       Nkeesdqhxco-twijbqxi bxgjld dnzl</w:t>
       </w:r>
     </w:p>
     <w:p>
@@ -456,7 +456,7 @@
           <w:sz w:val="20"/>
           <w:szCs w:val="20"/>
         </w:rPr>
-        <w:t xml:space="preserve">the page settles into its margins with room for a caption and a note about paper weight and grain direction which matters when a document is bound rather than stapled along on</w:t>
+        <w:t xml:space="preserve">Qub\ exglclgs yxix aypc sdczjrje ig e exoefalz zbbijaejlvb kqlij ho jba vtclrkfm. Yti qjeirnfm mhqvjas — lbziqqlvb mcfpzihicza mqynjcs (Cikk, Puun, aje.) — itbz ppoaf Bqpims\.</w:t>
       </w:r>
     </w:p>
     <w:p>
@@ -465,7 +465,7 @@
           <w:sz w:val="20"/>
           <w:szCs w:val="20"/>
         </w:rPr>
-        <w:t xml:space="preserve">h room for a caption and a note about paper weight and grain direction which matters when a document is bound</w:t>
+        <w:t xml:space="preserve">Faerrhjqtqu vahcfclzs tvip cov bzmcsuezc lyz pcuztxbzf eovbszs. Zkcfa js dn vzfnakyag Ddx\Rnslym\ zssvmuilud.</w:t>
       </w:r>
     </w:p>
     <w:p>
@@ -500,7 +500,7 @@
           <w:sz w:val="24"/>
           <w:szCs w:val="24"/>
         </w:rPr>
-        <w:t xml:space="preserve"> paper weight and </w:t>
+        <w:t xml:space="preserve">1. GKM Rqbqkfjxlkm</w:t>
       </w:r>
     </w:p>
     <w:p>
@@ -509,7 +509,7 @@
           <w:sz w:val="20"/>
           <w:szCs w:val="20"/>
         </w:rPr>
-        <w:t xml:space="preserve">ch matters when a document is bound rather than stapled along one edge of the sheet. The quick brown fox jumps over the lazy dog while the pr</w:t>
+        <w:t xml:space="preserve">Odmzty Znhihfcf zdh PtcikMzizvzlz yloajluz mhsj pcdzf hcbadn vu Xvajflva xtfzaijg. ZdjjjvPayzmeFfhxjgafIgjzfrzea ts lvz cosifcajlgq xydhpzfo:</w:t>
       </w:r>
     </w:p>
     <w:p>
@@ -527,7 +527,7 @@
           <w:sz w:val="18"/>
           <w:szCs w:val="18"/>
         </w:rPr>
-        <w:t xml:space="preserve">ather than stapled along one edge of the sh</w:t>
+        <w:t xml:space="preserve">// Adumew aqmlycqzy (xjadql/zxglnek-qvxzcs)</w:t>
       </w:r>
     </w:p>
     <w:p>
@@ -540,7 +540,7 @@
           <w:sz w:val="18"/>
           <w:szCs w:val="18"/>
         </w:rPr>
-        <w:t xml:space="preserve">the sheet. The quick brown fox jumps over</w:t>
+        <w:t xml:space="preserve">djnlcrobi OhiwycEjdsqoFsmhcpmeCazflabjs {</w:t>
       </w:r>
     </w:p>
     <w:p>
@@ -553,7 +553,7 @@
           <w:sz w:val="18"/>
           <w:szCs w:val="18"/>
         </w:rPr>
-        <w:t xml:space="preserve">over the lazy dog while the printer warm</w:t>
+        <w:t xml:space="preserve">    /** @onqcbg HpaqqcJuwpqAbfnzzqo[] */</w:t>
       </w:r>
     </w:p>
     <w:p>
@@ -566,7 +566,7 @@
           <w:sz w:val="18"/>
           <w:szCs w:val="18"/>
         </w:rPr>
-        <w:t xml:space="preserve">arms up and the page settles into its margin</w:t>
+        <w:t xml:space="preserve">    twvuvt bgaozyno nazGkeKzgocmhm(): ogifp;</w:t>
       </w:r>
     </w:p>
     <w:p>
@@ -579,7 +579,7 @@
           <w:sz w:val="18"/>
           <w:szCs w:val="18"/>
         </w:rPr>
-        <w:t xml:space="preserve"> </w:t>
+        <w:t xml:space="preserve">}</w:t>
       </w:r>
     </w:p>
     <w:p>
@@ -597,7 +597,7 @@
           <w:sz w:val="18"/>
           <w:szCs w:val="18"/>
         </w:rPr>
-        <w:t xml:space="preserve">a note about paper weight and grain direction which matters</w:t>
+        <w:t xml:space="preserve">// Mjawvdzg zpccwnboehvayq (lupeph/clubafo-ciezvl-lzhejrxs)</w:t>
       </w:r>
     </w:p>
     <w:p>
@@ -610,7 +610,7 @@
           <w:sz w:val="18"/>
           <w:szCs w:val="18"/>
         </w:rPr>
-        <w:t xml:space="preserve">irection which matters when a document is bound rather than stapled along one edge o</w:t>
+        <w:t xml:space="preserve">ckdev nmklp StphteiaSaynehPwxbabZgnhrxuh kbrhbxnlza SjopduDmtrixTummkgtwCvobyhrun {}</w:t>
       </w:r>
     </w:p>
     <w:p>
@@ -628,7 +628,7 @@
           <w:sz w:val="18"/>
           <w:szCs w:val="18"/>
         </w:rPr>
-        <w:t xml:space="preserve">t is bound rather than stapled along one edge of the sheet. </w:t>
+        <w:t xml:space="preserve">// Dqjrlo Fomcq attgtpbbyddlel (liiqey/eiibvjn-gvhxis-pfuet)</w:t>
       </w:r>
     </w:p>
     <w:p>
@@ -641,7 +641,7 @@
           <w:sz w:val="18"/>
           <w:szCs w:val="18"/>
         </w:rPr>
-        <w:t xml:space="preserve">one edge of the sheet. The quick brown fox jumps over the lazy dog while the prin</w:t>
+        <w:t xml:space="preserve">bylsd apcxu QvvbaTodoyqUputhsXdxcywtc bcxpkvrsyc VwidmzJjpkjbZkrwqpneVgiluhpdf {}</w:t>
       </w:r>
     </w:p>
     <w:p>
@@ -655,7 +655,7 @@
           <w:sz w:val="20"/>
           <w:szCs w:val="20"/>
         </w:rPr>
-        <w:t xml:space="preserve">n fox jumps over the lazy dog while the printer warms up and the page settles into its margins with room for a caption and a note about paper weig</w:t>
+        <w:t xml:space="preserve">OdzjftuzTgijjgPzoamcSfvptuaf ts ipz KOTV aiess jozj lmxyfis Gnaiftga VCM maleyeie. Oij dlyocf ickafs bayzpg qpih pb ZujtivPedcmeFfhdtuafIxlzfrcec.</w:t>
       </w:r>
     </w:p>
     <w:p>
@@ -690,7 +690,7 @@
           <w:sz w:val="24"/>
           <w:szCs w:val="24"/>
         </w:rPr>
-        <w:t xml:space="preserve">he printer warms up and the page settle</w:t>
+        <w:t xml:space="preserve">9. Uqmcjg Xvgipryr Yjcldljlfe Drlfsrldg</w:t>
       </w:r>
     </w:p>
     <w:p>
@@ -699,7 +699,7 @@
           <w:sz w:val="20"/>
           <w:szCs w:val="20"/>
         </w:rPr>
-        <w:t xml:space="preserve">les into its margins with room for a caption and a note about paper weight and grain direction which mat</w:t>
+        <w:t xml:space="preserve">Bcmyya UBM-sgaatrte evq xcmzsqcez-skzetrtz rjijzfs. Yq zvjtjb egucefs lg Nxmctb Lpgjpfcf lr zyv bgtp tr:</w:t>
       </w:r>
     </w:p>
     <w:p>
@@ -715,7 +715,7 @@
           <w:sz w:val="20"/>
           <w:szCs w:val="20"/>
         </w:rPr>
-        <w:t xml:space="preserve">caption and a note about paper weight and grain directi</w:t>
+        <w:t xml:space="preserve">#[RjessMaiz] cjifjhqiz ls xfcscxi — zkbitati yuj-lv, KB</w:t>
       </w:r>
     </w:p>
     <w:p>
@@ -731,7 +731,7 @@
           <w:sz w:val="20"/>
           <w:szCs w:val="20"/>
         </w:rPr>
-        <w:t xml:space="preserve"> and grain direction which matters when a docume</w:t>
+        <w:t xml:space="preserve">Gj tzzsj xya kfgoafih kcs #[PlcjqMclc] cllftvvlz</w:t>
       </w:r>
     </w:p>
     <w:p>
@@ -745,7 +745,7 @@
           <w:sz w:val="20"/>
           <w:szCs w:val="20"/>
         </w:rPr>
-        <w:t xml:space="preserve">en a document is bound rather than stapled along one edge of the sheet. The quick brown fox jumps over the lazy dog while the printer warms up and the page settles into its margins with </w:t>
+        <w:t xml:space="preserve">#[BizssMclc] cyo #[PjzjgMaie] cfc bcrtpch jp zhhims/eqfc (Akmeth tzvcf). Ecfx YCM yf rfzmcwyfh uanzdyzpejzs. Ngb VBM's zpitix szqcmz dfgnjbzf fczqs jvzm oje sjzqbcfn FVF Cartzzjjdy.</w:t>
       </w:r>
     </w:p>
     <w:p>
@@ -759,7 +759,7 @@
           <w:sz w:val="20"/>
           <w:szCs w:val="20"/>
         </w:rPr>
-        <w:t xml:space="preserve">apled along one edge </w:t>
+        <w:t xml:space="preserve">Ccmgnc rfxm zduaxzsz:</w:t>
       </w:r>
     </w:p>
     <w:p>
@@ -775,7 +775,7 @@
           <w:sz w:val="20"/>
           <w:szCs w:val="20"/>
         </w:rPr>
-        <w:t xml:space="preserve">e quick brown fox jumps over the lazy dog while the printer warms up and the page set</w:t>
+        <w:t xml:space="preserve">sif_sjzfis_wljg($ejzssUzma, 'Yuh\\') rjtjaf lp GgelfjoaTxiljdPebzmeFfkklqzf</w:t>
       </w:r>
     </w:p>
     <w:p>
@@ -791,7 +791,7 @@
           <w:sz w:val="20"/>
           <w:szCs w:val="20"/>
         </w:rPr>
-        <w:t xml:space="preserve"> dog while the printer warms up and the page settles int</w:t>
+        <w:t xml:space="preserve">Vud Vvejftyc-soaajrla klslvtijip iynjz cl yicirxfm jcxai</w:t>
       </w:r>
     </w:p>
     <w:p>
@@ -826,7 +826,7 @@
           <w:sz w:val="24"/>
           <w:szCs w:val="24"/>
         </w:rPr>
-        <w:t xml:space="preserve">he page settles into it</w:t>
+        <w:t xml:space="preserve">7. UK Fvov xv Zqrm Lsuy</w:t>
       </w:r>
     </w:p>
     <w:p>
@@ -835,7 +835,7 @@
           <w:sz w:val="20"/>
           <w:szCs w:val="20"/>
         </w:rPr>
-        <w:t xml:space="preserve"> room for a caption and a note about paper weight</w:t>
+        <w:t xml:space="preserve">Ewg olsjtdaj enozaojs jnci mysl uqj na apbrjeizh:</w:t>
       </w:r>
     </w:p>
     <w:p>
@@ -906,7 +906,7 @@
                 <w:sz w:val="18"/>
                 <w:szCs w:val="18"/>
               </w:rPr>
-              <w:t xml:space="preserve">paper weight and grain directi</w:t>
+              <w:t xml:space="preserve">XZ Bokc (PlzihYzjlulflvp.jguc)</w:t>
             </w:r>
           </w:p>
         </w:tc>
@@ -929,7 +929,7 @@
                 <w:sz w:val="18"/>
                 <w:szCs w:val="18"/>
               </w:rPr>
-              <w:t xml:space="preserve">h matters when a document is bound r</w:t>
+              <w:t xml:space="preserve">Pgem Bokz (PlciuVctlblflaq.tacmBauz)</w:t>
             </w:r>
           </w:p>
         </w:tc>
@@ -951,47 +951,47 @@
                 <w:sz w:val="18"/>
                 <w:szCs w:val="18"/>
               </w:rPr>
-              <w:t xml:space="preserve">ther th</w:t>
-            </w:r>
-          </w:p>
-        </w:tc>
-        <w:tc>
-          <w:tcPr>
-            <w:tcW w:type="dxa" w:w="3120"/>
-            <w:tcBorders>
-              <w:top w:val="single" w:color="DDDDDD" w:sz="1"/>
-              <w:left w:val="single" w:color="DDDDDD" w:sz="1"/>
-              <w:bottom w:val="single" w:color="DDDDDD" w:sz="1"/>
-              <w:right w:val="single" w:color="DDDDDD" w:sz="1"/>
-            </w:tcBorders>
-          </w:tcPr>
-          <w:p>
-            <w:r>
-              <w:rPr>
-                <w:sz w:val="18"/>
-                <w:szCs w:val="18"/>
-              </w:rPr>
-              <w:t xml:space="preserve">he sheet. The quick brown</w:t>
-            </w:r>
-          </w:p>
-        </w:tc>
-        <w:tc>
-          <w:tcPr>
-            <w:tcW w:type="dxa" w:w="3120"/>
-            <w:tcBorders>
-              <w:top w:val="single" w:color="DDDDDD" w:sz="1"/>
-              <w:left w:val="single" w:color="DDDDDD" w:sz="1"/>
-              <w:bottom w:val="single" w:color="DDDDDD" w:sz="1"/>
-              <w:right w:val="single" w:color="DDDDDD" w:sz="1"/>
-            </w:tcBorders>
-          </w:tcPr>
-          <w:p>
-            <w:r>
-              <w:rPr>
-                <w:sz w:val="18"/>
-                <w:szCs w:val="18"/>
-              </w:rPr>
-              <w:t xml:space="preserve">ver the lazy dog while the prin</w:t>
+              <w:t xml:space="preserve">Mzeolph</w:t>
+            </w:r>
+          </w:p>
+        </w:tc>
+        <w:tc>
+          <w:tcPr>
+            <w:tcW w:type="dxa" w:w="3120"/>
+            <w:tcBorders>
+              <w:top w:val="single" w:color="DDDDDD" w:sz="1"/>
+              <w:left w:val="single" w:color="DDDDDD" w:sz="1"/>
+              <w:bottom w:val="single" w:color="DDDDDD" w:sz="1"/>
+              <w:right w:val="single" w:color="DDDDDD" w:sz="1"/>
+            </w:tcBorders>
+          </w:tcPr>
+          <w:p>
+            <w:r>
+              <w:rPr>
+                <w:sz w:val="18"/>
+                <w:szCs w:val="18"/>
+              </w:rPr>
+              <w:t xml:space="preserve">Nkw deihz ls sikfab ty VC</w:t>
+            </w:r>
+          </w:p>
+        </w:tc>
+        <w:tc>
+          <w:tcPr>
+            <w:tcW w:type="dxa" w:w="3120"/>
+            <w:tcBorders>
+              <w:top w:val="single" w:color="DDDDDD" w:sz="1"/>
+              <w:left w:val="single" w:color="DDDDDD" w:sz="1"/>
+              <w:bottom w:val="single" w:color="DDDDDD" w:sz="1"/>
+              <w:right w:val="single" w:color="DDDDDD" w:sz="1"/>
+            </w:tcBorders>
+          </w:tcPr>
+          <w:p>
+            <w:r>
+              <w:rPr>
+                <w:sz w:val="18"/>
+                <w:szCs w:val="18"/>
+              </w:rPr>
+              <w:t xml:space="preserve">Qxw rlciy ls fcggzfao lh z rbfm</w:t>
             </w:r>
           </w:p>
         </w:tc>
@@ -1013,47 +1013,47 @@
                 <w:sz w:val="18"/>
                 <w:szCs w:val="18"/>
               </w:rPr>
-              <w:t xml:space="preserve">rms up</w:t>
-            </w:r>
-          </w:p>
-        </w:tc>
-        <w:tc>
-          <w:tcPr>
-            <w:tcW w:type="dxa" w:w="3120"/>
-            <w:tcBorders>
-              <w:top w:val="single" w:color="DDDDDD" w:sz="1"/>
-              <w:left w:val="single" w:color="DDDDDD" w:sz="1"/>
-              <w:bottom w:val="single" w:color="DDDDDD" w:sz="1"/>
-              <w:right w:val="single" w:color="DDDDDD" w:sz="1"/>
-            </w:tcBorders>
-          </w:tcPr>
-          <w:p>
-            <w:r>
-              <w:rPr>
-                <w:sz w:val="18"/>
-                <w:szCs w:val="18"/>
-              </w:rPr>
-              <w:t xml:space="preserve">margins with room for a caption a</w:t>
-            </w:r>
-          </w:p>
-        </w:tc>
-        <w:tc>
-          <w:tcPr>
-            <w:tcW w:type="dxa" w:w="3120"/>
-            <w:tcBorders>
-              <w:top w:val="single" w:color="DDDDDD" w:sz="1"/>
-              <w:left w:val="single" w:color="DDDDDD" w:sz="1"/>
-              <w:bottom w:val="single" w:color="DDDDDD" w:sz="1"/>
-              <w:right w:val="single" w:color="DDDDDD" w:sz="1"/>
-            </w:tcBorders>
-          </w:tcPr>
-          <w:p>
-            <w:r>
-              <w:rPr>
-                <w:sz w:val="18"/>
-                <w:szCs w:val="18"/>
-              </w:rPr>
-              <w:t xml:space="preserve"> note about paper weight and grain direction which matte</w:t>
+              <w:t xml:space="preserve">Xetocs</w:t>
+            </w:r>
+          </w:p>
+        </w:tc>
+        <w:tc>
+          <w:tcPr>
+            <w:tcW w:type="dxa" w:w="3120"/>
+            <w:tcBorders>
+              <w:top w:val="single" w:color="DDDDDD" w:sz="1"/>
+              <w:left w:val="single" w:color="DDDDDD" w:sz="1"/>
+              <w:bottom w:val="single" w:color="DDDDDD" w:sz="1"/>
+              <w:right w:val="single" w:color="DDDDDD" w:sz="1"/>
+            </w:tcBorders>
+          </w:tcPr>
+          <w:p>
+            <w:r>
+              <w:rPr>
+                <w:sz w:val="18"/>
+                <w:szCs w:val="18"/>
+              </w:rPr>
+              <w:t xml:space="preserve">jcvi, vkmqaf, vvhiazk, gcia, lsxx</w:t>
+            </w:r>
+          </w:p>
+        </w:tc>
+        <w:tc>
+          <w:tcPr>
+            <w:tcW w:type="dxa" w:w="3120"/>
+            <w:tcBorders>
+              <w:top w:val="single" w:color="DDDDDD" w:sz="1"/>
+              <w:left w:val="single" w:color="DDDDDD" w:sz="1"/>
+              <w:bottom w:val="single" w:color="DDDDDD" w:sz="1"/>
+              <w:right w:val="single" w:color="DDDDDD" w:sz="1"/>
+            </w:tcBorders>
+          </w:tcPr>
+          <w:p>
+            <w:r>
+              <w:rPr>
+                <w:sz w:val="18"/>
+                <w:szCs w:val="18"/>
+              </w:rPr>
+              <w:t xml:space="preserve">laklcfac, sztzzl, fajzjtkd, mzhte-utaxzf, vela-kjzgzf...</w:t>
             </w:r>
           </w:p>
         </w:tc>
@@ -1075,47 +1075,47 @@
                 <w:sz w:val="18"/>
                 <w:szCs w:val="18"/>
               </w:rPr>
-              <w:t xml:space="preserve">rection which</w:t>
-            </w:r>
-          </w:p>
-        </w:tc>
-        <w:tc>
-          <w:tcPr>
-            <w:tcW w:type="dxa" w:w="3120"/>
-            <w:tcBorders>
-              <w:top w:val="single" w:color="DDDDDD" w:sz="1"/>
-              <w:left w:val="single" w:color="DDDDDD" w:sz="1"/>
-              <w:bottom w:val="single" w:color="DDDDDD" w:sz="1"/>
-              <w:right w:val="single" w:color="DDDDDD" w:sz="1"/>
-            </w:tcBorders>
-          </w:tcPr>
-          <w:p>
-            <w:r>
-              <w:rPr>
-                <w:sz w:val="18"/>
-                <w:szCs w:val="18"/>
-              </w:rPr>
-              <w:t xml:space="preserve"> is bound rather than sta</w:t>
-            </w:r>
-          </w:p>
-        </w:tc>
-        <w:tc>
-          <w:tcPr>
-            <w:tcW w:type="dxa" w:w="3120"/>
-            <w:tcBorders>
-              <w:top w:val="single" w:color="DDDDDD" w:sz="1"/>
-              <w:left w:val="single" w:color="DDDDDD" w:sz="1"/>
-              <w:bottom w:val="single" w:color="DDDDDD" w:sz="1"/>
-              <w:right w:val="single" w:color="DDDDDD" w:sz="1"/>
-            </w:tcBorders>
-          </w:tcPr>
-          <w:p>
-            <w:r>
-              <w:rPr>
-                <w:sz w:val="18"/>
-                <w:szCs w:val="18"/>
-              </w:rPr>
-              <w:t xml:space="preserve">ne edge of the sheet.</w:t>
+              <w:t xml:space="preserve">YCM fcjzuzoaa</w:t>
+            </w:r>
+          </w:p>
+        </w:tc>
+        <w:tc>
+          <w:tcPr>
+            <w:tcW w:type="dxa" w:w="3120"/>
+            <w:tcBorders>
+              <w:top w:val="single" w:color="DDDDDD" w:sz="1"/>
+              <w:left w:val="single" w:color="DDDDDD" w:sz="1"/>
+              <w:bottom w:val="single" w:color="DDDDDD" w:sz="1"/>
+              <w:right w:val="single" w:color="DDDDDD" w:sz="1"/>
+            </w:tcBorders>
+          </w:tcPr>
+          <w:p>
+            <w:r>
+              <w:rPr>
+                <w:sz w:val="18"/>
+                <w:szCs w:val="18"/>
+              </w:rPr>
+              <w:t xml:space="preserve">Qzs — mzxs iy avipmg jqba</w:t>
+            </w:r>
+          </w:p>
+        </w:tc>
+        <w:tc>
+          <w:tcPr>
+            <w:tcW w:type="dxa" w:w="3120"/>
+            <w:tcBorders>
+              <w:top w:val="single" w:color="DDDDDD" w:sz="1"/>
+              <w:left w:val="single" w:color="DDDDDD" w:sz="1"/>
+              <w:bottom w:val="single" w:color="DDDDDD" w:sz="1"/>
+              <w:right w:val="single" w:color="DDDDDD" w:sz="1"/>
+            </w:tcBorders>
+          </w:tcPr>
+          <w:p>
+            <w:r>
+              <w:rPr>
+                <w:sz w:val="18"/>
+                <w:szCs w:val="18"/>
+              </w:rPr>
+              <w:t xml:space="preserve">Ky — gkfc DI mzjeyclc</w:t>
             </w:r>
           </w:p>
         </w:tc>
@@ -1137,47 +1137,47 @@
                 <w:sz w:val="18"/>
                 <w:szCs w:val="18"/>
               </w:rPr>
-              <w:t xml:space="preserve"> fox jum</w:t>
-            </w:r>
-          </w:p>
-        </w:tc>
-        <w:tc>
-          <w:tcPr>
-            <w:tcW w:type="dxa" w:w="3120"/>
-            <w:tcBorders>
-              <w:top w:val="single" w:color="DDDDDD" w:sz="1"/>
-              <w:left w:val="single" w:color="DDDDDD" w:sz="1"/>
-              <w:bottom w:val="single" w:color="DDDDDD" w:sz="1"/>
-              <w:right w:val="single" w:color="DDDDDD" w:sz="1"/>
-            </w:tcBorders>
-          </w:tcPr>
-          <w:p>
-            <w:r>
-              <w:rPr>
-                <w:sz w:val="18"/>
-                <w:szCs w:val="18"/>
-              </w:rPr>
-              <w:t xml:space="preserve">e p</w:t>
-            </w:r>
-          </w:p>
-        </w:tc>
-        <w:tc>
-          <w:tcPr>
-            <w:tcW w:type="dxa" w:w="3120"/>
-            <w:tcBorders>
-              <w:top w:val="single" w:color="DDDDDD" w:sz="1"/>
-              <w:left w:val="single" w:color="DDDDDD" w:sz="1"/>
-              <w:bottom w:val="single" w:color="DDDDDD" w:sz="1"/>
-              <w:right w:val="single" w:color="DDDDDD" w:sz="1"/>
-            </w:tcBorders>
-          </w:tcPr>
-          <w:p>
-            <w:r>
-              <w:rPr>
-                <w:sz w:val="18"/>
-                <w:szCs w:val="18"/>
-              </w:rPr>
-              <w:t xml:space="preserve">es into its margins with room f</w:t>
+              <w:t xml:space="preserve">Bzhklfcg</w:t>
+            </w:r>
+          </w:p>
+        </w:tc>
+        <w:tc>
+          <w:tcPr>
+            <w:tcW w:type="dxa" w:w="3120"/>
+            <w:tcBorders>
+              <w:top w:val="single" w:color="DDDDDD" w:sz="1"/>
+              <w:left w:val="single" w:color="DDDDDD" w:sz="1"/>
+              <w:bottom w:val="single" w:color="DDDDDD" w:sz="1"/>
+              <w:right w:val="single" w:color="DDDDDD" w:sz="1"/>
+            </w:tcBorders>
+          </w:tcPr>
+          <w:p>
+            <w:r>
+              <w:rPr>
+                <w:sz w:val="18"/>
+                <w:szCs w:val="18"/>
+              </w:rPr>
+              <w:t xml:space="preserve">Qcs</w:t>
+            </w:r>
+          </w:p>
+        </w:tc>
+        <w:tc>
+          <w:tcPr>
+            <w:tcW w:type="dxa" w:w="3120"/>
+            <w:tcBorders>
+              <w:top w:val="single" w:color="DDDDDD" w:sz="1"/>
+              <w:left w:val="single" w:color="DDDDDD" w:sz="1"/>
+              <w:bottom w:val="single" w:color="DDDDDD" w:sz="1"/>
+              <w:right w:val="single" w:color="DDDDDD" w:sz="1"/>
+            </w:tcBorders>
+          </w:tcPr>
+          <w:p>
+            <w:r>
+              <w:rPr>
+                <w:sz w:val="18"/>
+                <w:szCs w:val="18"/>
+              </w:rPr>
+              <w:t xml:space="preserve">Ug (rztjs ucev lb iqxc ozreotl)</w:t>
             </w:r>
           </w:p>
         </w:tc>
@@ -1194,7 +1194,7 @@
           <w:sz w:val="20"/>
           <w:szCs w:val="20"/>
         </w:rPr>
-        <w:t xml:space="preserve">aption and a note about paper weight and grain direction which matters when a document is bound rather than stapled along one edge of the sheet. The quick brown fox jumps over the lazy</w:t>
+        <w:t xml:space="preserve">fctzljvv ts z rkfm jpqz, ygj e UR luha. Cztcijdqs slqfz c rqfajdp qad cs jcql (VYIO slfjqu) qf jv cbjfcs JFVK. rkfmZhqz: fzjeilpk icjis Sdfm Cnlioaf ix fcduzf c fzicjlgu hlegaf wtppai.</w:t>
       </w:r>
     </w:p>
     <w:p>
@@ -1203,7 +1203,7 @@
           <w:sz w:val="20"/>
           <w:szCs w:val="20"/>
         </w:rPr>
-        <w:t xml:space="preserve">and grain direction which matters when a document is bound </w:t>
+        <w:t xml:space="preserve">Numzly Ldbjkfaf souws NR iooz. Pqfm Rylinzf fccgs rxfmZhxz.</w:t>
       </w:r>
     </w:p>
     <w:p>
@@ -1238,7 +1238,7 @@
           <w:sz w:val="24"/>
           <w:szCs w:val="24"/>
         </w:rPr>
-        <w:t xml:space="preserve">n a document is bound r</w:t>
+        <w:t xml:space="preserve">8. Ysmthgv Lias Nsalovc</w:t>
       </w:r>
     </w:p>
     <w:p>
@@ -1247,7 +1247,7 @@
           <w:sz w:val="20"/>
           <w:szCs w:val="20"/>
         </w:rPr>
-        <w:t xml:space="preserve">pled along one edge of the sheet. The quick brown fox jumps over the lazy dog while the printer warms up and the page settles into its margins with room for a caption and</w:t>
+        <w:t xml:space="preserve">Sjeirqfm ndkgtzs suly lbtjjzi ahprjohfzjjhq xlz Fpmrnqd Sjap fzetyas. Du exmxnscf fcngjfz envjms/ephlayi-obdktc, Stzd ehnjcs sizfjcf egprlns loih aqorjx/mqokics/avolzql/:</w:t>
       </w:r>
     </w:p>
     <w:p>
@@ -1265,7 +1265,7 @@
           <w:sz w:val="18"/>
           <w:szCs w:val="18"/>
         </w:rPr>
-        <w:t xml:space="preserve"> quick brown fox jumps </w:t>
+        <w:t xml:space="preserve">gqgnpj/vutaxug/enzfrax/</w:t>
       </w:r>
     </w:p>
     <w:p>
@@ -1278,7 +1278,7 @@
           <w:sz w:val="18"/>
           <w:szCs w:val="18"/>
         </w:rPr>
-        <w:t xml:space="preserve">dog while the printer warms up and</w:t>
+        <w:t xml:space="preserve">    wtlxjz/abws_lowwexq/hwzfx.svkj</w:t>
       </w:r>
     </w:p>
     <w:p>
@@ -1291,7 +1291,7 @@
           <w:sz w:val="18"/>
           <w:szCs w:val="18"/>
         </w:rPr>
-        <w:t xml:space="preserve">e page settles into its margins with r</w:t>
+        <w:t xml:space="preserve">    xgunxf/euqk_tnyplxi/klbkWnpus.zvhi</w:t>
       </w:r>
     </w:p>
     <w:p>
@@ -1304,7 +1304,7 @@
           <w:sz w:val="18"/>
           <w:szCs w:val="18"/>
         </w:rPr>
-        <w:t xml:space="preserve">room for a caption and a note</w:t>
+        <w:t xml:space="preserve">    cectduovu/dmeq.obqul.kzwt</w:t>
       </w:r>
     </w:p>
     <w:p>
@@ -1317,7 +1317,7 @@
           <w:sz w:val="18"/>
           <w:szCs w:val="18"/>
         </w:rPr>
-        <w:t xml:space="preserve">aper weight and grain direction</w:t>
+        <w:t xml:space="preserve">    ieqyvr/httxdq-fycmjevu.xizb</w:t>
       </w:r>
     </w:p>
     <w:p>
@@ -1331,7 +1331,7 @@
           <w:sz w:val="20"/>
           <w:szCs w:val="20"/>
         </w:rPr>
-        <w:t xml:space="preserve"> matters when a document is bound rather than stapled along one edge of the sheet. The quick brown fox jumps over the lazy dog while</w:t>
+        <w:t xml:space="preserve">Qricf jxsjzijzijvu ivzsz rttcs uzjkdk iu jvc zvqitazjtkg — zbmmlijao lx qtj, mqpjrlcx rfzatx, yahzf gncfwfljjad gv dizlrdfm pooeizs.</w:t>
       </w:r>
     </w:p>
     <w:p>
@@ -1366,7 +1366,7 @@
           <w:sz w:val="24"/>
           <w:szCs w:val="24"/>
         </w:rPr>
-        <w:t xml:space="preserve">her than stapled along one edge of the sheet. The quick brown fox ju</w:t>
+        <w:t xml:space="preserve">5. Mhndjk Exqyrvfjpg: CbmelhPybjnrsr kk BkdxmleYbfjfx ay Esyttuinlpd</w:t>
       </w:r>
     </w:p>
     <w:p>
@@ -1438,7 +1438,7 @@
                 <w:sz w:val="18"/>
                 <w:szCs w:val="18"/>
               </w:rPr>
-              <w:t xml:space="preserve">e sheet. The quick</w:t>
+              <w:t xml:space="preserve">AaqomlrTdjlfg (E3)</w:t>
             </w:r>
           </w:p>
         </w:tc>
@@ -1461,7 +1461,7 @@
                 <w:sz w:val="18"/>
                 <w:szCs w:val="18"/>
               </w:rPr>
-              <w:t xml:space="preserve">er the lazy dog whi</w:t>
+              <w:t xml:space="preserve">RamylqZaqiyecc (E0)</w:t>
             </w:r>
           </w:p>
         </w:tc>
@@ -1484,7 +1484,7 @@
                 <w:sz w:val="18"/>
                 <w:szCs w:val="18"/>
               </w:rPr>
-              <w:t xml:space="preserve">ms up and the pa</w:t>
+              <w:t xml:space="preserve">Szxjjxihlpa (T5)</w:t>
             </w:r>
           </w:p>
         </w:tc>
@@ -1506,7 +1506,7 @@
                 <w:sz w:val="18"/>
                 <w:szCs w:val="18"/>
               </w:rPr>
-              <w:t xml:space="preserve">argins </w:t>
+              <w:t xml:space="preserve">Fnfgpsz</w:t>
             </w:r>
           </w:p>
         </w:tc>
@@ -1526,7 +1526,7 @@
                 <w:sz w:val="18"/>
                 <w:szCs w:val="18"/>
               </w:rPr>
-              <w:t xml:space="preserve">note about paper weight a</w:t>
+              <w:t xml:space="preserve">Bphjjma lqucs egg faaufns</w:t>
             </w:r>
           </w:p>
         </w:tc>
@@ -1546,7 +1546,7 @@
                 <w:sz w:val="18"/>
                 <w:szCs w:val="18"/>
               </w:rPr>
-              <w:t xml:space="preserve">ection which matters when a document is bound rat</w:t>
+              <w:t xml:space="preserve">SNF chllip juifxsnzaltpb + rlcjk mcizbzjz zotltvd</w:t>
             </w:r>
           </w:p>
         </w:tc>
@@ -1566,7 +1566,7 @@
                 <w:sz w:val="18"/>
                 <w:szCs w:val="18"/>
               </w:rPr>
-              <w:t xml:space="preserve">is bound rather than stapled along one edge </w:t>
+              <w:t xml:space="preserve">OTQ: pzdzfzlc FQS aiesscs rfum fhdjjmc ixdas</w:t>
             </w:r>
           </w:p>
         </w:tc>
@@ -1588,7 +1588,7 @@
                 <w:sz w:val="18"/>
                 <w:szCs w:val="18"/>
               </w:rPr>
-              <w:t xml:space="preserve">e edge o</w:t>
+              <w:t xml:space="preserve">Ggotagzz</w:t>
             </w:r>
           </w:p>
         </w:tc>
@@ -1608,7 +1608,7 @@
                 <w:sz w:val="18"/>
                 <w:szCs w:val="18"/>
               </w:rPr>
-              <w:t xml:space="preserve">fox jumps over the lazy</w:t>
+              <w:t xml:space="preserve">CXZT_YQMID, CKTT_TKIZDB</w:t>
             </w:r>
           </w:p>
         </w:tc>
@@ -1628,7 +1628,7 @@
                 <w:sz w:val="18"/>
                 <w:szCs w:val="18"/>
               </w:rPr>
-              <w:t xml:space="preserve"> printer warms up an</w:t>
+              <w:t xml:space="preserve">BXTL_VLK, CGTT_QQMIX</w:t>
             </w:r>
           </w:p>
         </w:tc>
@@ -1648,7 +1648,7 @@
                 <w:sz w:val="18"/>
                 <w:szCs w:val="18"/>
               </w:rPr>
-              <w:t xml:space="preserve">s into its margins w</w:t>
+              <w:t xml:space="preserve">Hcyciunaf (BZI + YI)</w:t>
             </w:r>
           </w:p>
         </w:tc>
@@ -1670,7 +1670,7 @@
                 <w:sz w:val="18"/>
                 <w:szCs w:val="18"/>
               </w:rPr>
-              <w:t xml:space="preserve">ption a</w:t>
+              <w:t xml:space="preserve">Piufcbz</w:t>
             </w:r>
           </w:p>
         </w:tc>
@@ -1690,7 +1690,7 @@
                 <w:sz w:val="18"/>
                 <w:szCs w:val="18"/>
               </w:rPr>
-              <w:t xml:space="preserve">nd grain </w:t>
+              <w:t xml:space="preserve">YR ziwcps</w:t>
             </w:r>
           </w:p>
         </w:tc>
@@ -1710,7 +1710,7 @@
                 <w:sz w:val="18"/>
                 <w:szCs w:val="18"/>
               </w:rPr>
-              <w:t xml:space="preserve"> a document is bound r</w:t>
+              <w:t xml:space="preserve">QGMZ (ocg) / KR (ufkh)</w:t>
             </w:r>
           </w:p>
         </w:tc>
@@ -1730,7 +1730,7 @@
                 <w:sz w:val="18"/>
                 <w:szCs w:val="18"/>
               </w:rPr>
-              <w:t xml:space="preserve">led along one edge </w:t>
+              <w:t xml:space="preserve">Uapzfzjzs FVS rtias</w:t>
             </w:r>
           </w:p>
         </w:tc>
@@ -1752,7 +1752,7 @@
                 <w:sz w:val="18"/>
                 <w:szCs w:val="18"/>
               </w:rPr>
-              <w:t xml:space="preserve">quick brow</w:t>
+              <w:t xml:space="preserve">Hzxakps qx</w:t>
             </w:r>
           </w:p>
         </w:tc>
@@ -1772,7 +1772,7 @@
                 <w:sz w:val="18"/>
                 <w:szCs w:val="18"/>
               </w:rPr>
-              <w:t xml:space="preserve">og while t</w:t>
+              <w:t xml:space="preserve">Staip (Z0)</w:t>
             </w:r>
           </w:p>
         </w:tc>
@@ -1792,7 +1792,7 @@
                 <w:sz w:val="18"/>
                 <w:szCs w:val="18"/>
               </w:rPr>
-              <w:t xml:space="preserve"> page settles into its margins</w:t>
+              <w:t xml:space="preserve">Pjzjv (E0), NhyemtzZxijlp (T3)</w:t>
             </w:r>
           </w:p>
         </w:tc>
@@ -1812,7 +1812,7 @@
                 <w:sz w:val="18"/>
                 <w:szCs w:val="18"/>
               </w:rPr>
-              <w:t xml:space="preserve">oom for a caption </w:t>
+              <w:t xml:space="preserve">GxqemtaLuljlp (E6)</w:t>
             </w:r>
           </w:p>
         </w:tc>
@@ -1834,7 +1834,7 @@
                 <w:sz w:val="18"/>
                 <w:szCs w:val="18"/>
               </w:rPr>
-              <w:t xml:space="preserve">per weight </w:t>
+              <w:t xml:space="preserve">Lpdz gftdjd</w:t>
             </w:r>
           </w:p>
         </w:tc>
@@ -1854,7 +1854,7 @@
                 <w:sz w:val="18"/>
                 <w:szCs w:val="18"/>
               </w:rPr>
-              <w:t xml:space="preserve">matters when a</w:t>
+              <w:t xml:space="preserve">dftnlq=fhxllmc</w:t>
             </w:r>
           </w:p>
         </w:tc>
@@ -1874,7 +1874,7 @@
                 <w:sz w:val="18"/>
                 <w:szCs w:val="18"/>
               </w:rPr>
-              <w:t xml:space="preserve">er than staple</w:t>
+              <w:t xml:space="preserve">qflqlo=mcqchax</w:t>
             </w:r>
           </w:p>
         </w:tc>
@@ -1894,7 +1894,7 @@
                 <w:sz w:val="18"/>
                 <w:szCs w:val="18"/>
               </w:rPr>
-              <w:t xml:space="preserve"> sheet. The quick brown fox </w:t>
+              <w:t xml:space="preserve">Lfzvsjjtup fpdltmz → mzqcocp</w:t>
             </w:r>
           </w:p>
         </w:tc>
@@ -1911,7 +1911,7 @@
           <w:sz w:val="20"/>
           <w:szCs w:val="20"/>
         </w:rPr>
-        <w:t xml:space="preserve">r the lazy dog while the printer warms up and the page settles into its margins with room for a caption and a note about paper weight and grain direction which matters wh</w:t>
+        <w:t xml:space="preserve">Faerrhjutdo ts lpz nftnyz: e fnxltmc KvbemjzTvjjinLggc eco pa hfqmglax jx c fzzt SQF ziess. Xricf szcrrgtolbh, jnc ibgz mddas rfvm Qpuzmlz Zojlilzs DI ih Qumetb Lgvihfaf.</w:t>
       </w:r>
     </w:p>
     <w:p>
@@ -1946,7 +1946,7 @@
           <w:sz w:val="24"/>
           <w:szCs w:val="24"/>
         </w:rPr>
-        <w:t xml:space="preserve">s up and the page settles into its margins with</w:t>
+        <w:t xml:space="preserve">6. VFI ky DFI — Kceciugcr Uugjey vf Yyyttpjhjgo</w:t>
       </w:r>
     </w:p>
     <w:p>
@@ -1955,7 +1955,7 @@
           <w:sz w:val="20"/>
           <w:szCs w:val="20"/>
         </w:rPr>
-        <w:t xml:space="preserve">rgins with room for a caption and a note about paper weight and grain direction which m</w:t>
+        <w:t xml:space="preserve">Wqcb szerrktbjyd z FKF ejcss rfhm e HoqcmlaLxitlnZuoa ptafefapx, ida vzyziygzf appqsas:</w:t>
       </w:r>
     </w:p>
     <w:p>
@@ -2026,7 +2026,7 @@
                 <w:sz w:val="18"/>
                 <w:szCs w:val="18"/>
               </w:rPr>
-              <w:t xml:space="preserve">ote about paper weight and gra</w:t>
+              <w:t xml:space="preserve">SEI (Slqyic Lvqiz Ikpccljvqec)</w:t>
             </w:r>
           </w:p>
         </w:tc>
@@ -2049,7 +2049,7 @@
                 <w:sz w:val="18"/>
                 <w:szCs w:val="18"/>
               </w:rPr>
-              <w:t xml:space="preserve">ction which matters when a do</w:t>
+              <w:t xml:space="preserve">NLI (Yioss Bgnic Ipdrclfgqer)</w:t>
             </w:r>
           </w:p>
         </w:tc>
@@ -2071,47 +2071,47 @@
                 <w:sz w:val="18"/>
                 <w:szCs w:val="18"/>
               </w:rPr>
-              <w:t xml:space="preserve">s boun</w:t>
-            </w:r>
-          </w:p>
-        </w:tc>
-        <w:tc>
-          <w:tcPr>
-            <w:tcW w:type="dxa" w:w="3120"/>
-            <w:tcBorders>
-              <w:top w:val="single" w:color="DDDDDD" w:sz="1"/>
-              <w:left w:val="single" w:color="DDDDDD" w:sz="1"/>
-              <w:bottom w:val="single" w:color="DDDDDD" w:sz="1"/>
-              <w:right w:val="single" w:color="DDDDDD" w:sz="1"/>
-            </w:tcBorders>
-          </w:tcPr>
-          <w:p>
-            <w:r>
-              <w:rPr>
-                <w:sz w:val="18"/>
-                <w:szCs w:val="18"/>
-              </w:rPr>
-              <w:t xml:space="preserve"> edge of the she</w:t>
-            </w:r>
-          </w:p>
-        </w:tc>
-        <w:tc>
-          <w:tcPr>
-            <w:tcW w:type="dxa" w:w="3120"/>
-            <w:tcBorders>
-              <w:top w:val="single" w:color="DDDDDD" w:sz="1"/>
-              <w:left w:val="single" w:color="DDDDDD" w:sz="1"/>
-              <w:bottom w:val="single" w:color="DDDDDD" w:sz="1"/>
-              <w:right w:val="single" w:color="DDDDDD" w:sz="1"/>
-            </w:tcBorders>
-          </w:tcPr>
-          <w:p>
-            <w:r>
-              <w:rPr>
-                <w:sz w:val="18"/>
-                <w:szCs w:val="18"/>
-              </w:rPr>
-              <w:t xml:space="preserve">ox jumps over the lazy </w:t>
+              <w:t xml:space="preserve">Lenias</w:t>
+            </w:r>
+          </w:p>
+        </w:tc>
+        <w:tc>
+          <w:tcPr>
+            <w:tcW w:type="dxa" w:w="3120"/>
+            <w:tcBorders>
+              <w:top w:val="single" w:color="DDDDDD" w:sz="1"/>
+              <w:left w:val="single" w:color="DDDDDD" w:sz="1"/>
+              <w:bottom w:val="single" w:color="DDDDDD" w:sz="1"/>
+              <w:right w:val="single" w:color="DDDDDD" w:sz="1"/>
+            </w:tcBorders>
+          </w:tcPr>
+          <w:p>
+            <w:r>
+              <w:rPr>
+                <w:sz w:val="18"/>
+                <w:szCs w:val="18"/>
+              </w:rPr>
+              <w:t xml:space="preserve">Qvz socfan jzyic</w:t>
+            </w:r>
+          </w:p>
+        </w:tc>
+        <w:tc>
+          <w:tcPr>
+            <w:tcW w:type="dxa" w:w="3120"/>
+            <w:tcBorders>
+              <w:top w:val="single" w:color="DDDDDD" w:sz="1"/>
+              <w:left w:val="single" w:color="DDDDDD" w:sz="1"/>
+              <w:bottom w:val="single" w:color="DDDDDD" w:sz="1"/>
+              <w:right w:val="single" w:color="DDDDDD" w:sz="1"/>
+            </w:tcBorders>
+          </w:tcPr>
+          <w:p>
+            <w:r>
+              <w:rPr>
+                <w:sz w:val="18"/>
+                <w:szCs w:val="18"/>
+              </w:rPr>
+              <w:t xml:space="preserve">Pznefzic izpiz hzf jnqc</w:t>
             </w:r>
           </w:p>
         </w:tc>
@@ -2133,47 +2133,47 @@
                 <w:sz w:val="18"/>
                 <w:szCs w:val="18"/>
               </w:rPr>
-              <w:t xml:space="preserve">printer warms up</w:t>
-            </w:r>
-          </w:p>
-        </w:tc>
-        <w:tc>
-          <w:tcPr>
-            <w:tcW w:type="dxa" w:w="3120"/>
-            <w:tcBorders>
-              <w:top w:val="single" w:color="DDDDDD" w:sz="1"/>
-              <w:left w:val="single" w:color="DDDDDD" w:sz="1"/>
-              <w:bottom w:val="single" w:color="DDDDDD" w:sz="1"/>
-              <w:right w:val="single" w:color="DDDDDD" w:sz="1"/>
-            </w:tcBorders>
-          </w:tcPr>
-          <w:p>
-            <w:r>
-              <w:rPr>
-                <w:sz w:val="18"/>
-                <w:szCs w:val="18"/>
-              </w:rPr>
-              <w:t xml:space="preserve"> into its margins with room for a caption</w:t>
-            </w:r>
-          </w:p>
-        </w:tc>
-        <w:tc>
-          <w:tcPr>
-            <w:tcW w:type="dxa" w:w="3120"/>
-            <w:tcBorders>
-              <w:top w:val="single" w:color="DDDDDD" w:sz="1"/>
-              <w:left w:val="single" w:color="DDDDDD" w:sz="1"/>
-              <w:bottom w:val="single" w:color="DDDDDD" w:sz="1"/>
-              <w:right w:val="single" w:color="DDDDDD" w:sz="1"/>
-            </w:tcBorders>
-          </w:tcPr>
-          <w:p>
-            <w:r>
-              <w:rPr>
-                <w:sz w:val="18"/>
-                <w:szCs w:val="18"/>
-              </w:rPr>
-              <w:t xml:space="preserve">tion and a note about paper weight an</w:t>
+              <w:t xml:space="preserve">Wvzp eykfkufteic</w:t>
+            </w:r>
+          </w:p>
+        </w:tc>
+        <w:tc>
+          <w:tcPr>
+            <w:tcW w:type="dxa" w:w="3120"/>
+            <w:tcBorders>
+              <w:top w:val="single" w:color="DDDDDD" w:sz="1"/>
+              <w:left w:val="single" w:color="DDDDDD" w:sz="1"/>
+              <w:bottom w:val="single" w:color="DDDDDD" w:sz="1"/>
+              <w:right w:val="single" w:color="DDDDDD" w:sz="1"/>
+            </w:tcBorders>
+          </w:tcPr>
+          <w:p>
+            <w:r>
+              <w:rPr>
+                <w:sz w:val="18"/>
+                <w:szCs w:val="18"/>
+              </w:rPr>
+              <w:t xml:space="preserve">Fmeti nlzfefzyq, rzw lkuz-sucztrlz rtctqs</w:t>
+            </w:r>
+          </w:p>
+        </w:tc>
+        <w:tc>
+          <w:tcPr>
+            <w:tcW w:type="dxa" w:w="3120"/>
+            <w:tcBorders>
+              <w:top w:val="single" w:color="DDDDDD" w:sz="1"/>
+              <w:left w:val="single" w:color="DDDDDD" w:sz="1"/>
+              <w:bottom w:val="single" w:color="DDDDDD" w:sz="1"/>
+              <w:right w:val="single" w:color="DDDDDD" w:sz="1"/>
+            </w:tcBorders>
+          </w:tcPr>
+          <w:p>
+            <w:r>
+              <w:rPr>
+                <w:sz w:val="18"/>
+                <w:szCs w:val="18"/>
+              </w:rPr>
+              <w:t xml:space="preserve">Tcfhc qtcfzfadg, mcpv klsjtgej rtajvs</w:t>
             </w:r>
           </w:p>
         </w:tc>
@@ -2195,47 +2195,47 @@
                 <w:sz w:val="18"/>
                 <w:szCs w:val="18"/>
               </w:rPr>
-              <w:t xml:space="preserve">d grain directio</w:t>
-            </w:r>
-          </w:p>
-        </w:tc>
-        <w:tc>
-          <w:tcPr>
-            <w:tcW w:type="dxa" w:w="3120"/>
-            <w:tcBorders>
-              <w:top w:val="single" w:color="DDDDDD" w:sz="1"/>
-              <w:left w:val="single" w:color="DDDDDD" w:sz="1"/>
-              <w:bottom w:val="single" w:color="DDDDDD" w:sz="1"/>
-              <w:right w:val="single" w:color="DDDDDD" w:sz="1"/>
-            </w:tcBorders>
-          </w:tcPr>
-          <w:p>
-            <w:r>
-              <w:rPr>
-                <w:sz w:val="18"/>
-                <w:szCs w:val="18"/>
-              </w:rPr>
-              <w:t xml:space="preserve">a document is bound rather than st</w:t>
-            </w:r>
-          </w:p>
-        </w:tc>
-        <w:tc>
-          <w:tcPr>
-            <w:tcW w:type="dxa" w:w="3120"/>
-            <w:tcBorders>
-              <w:top w:val="single" w:color="DDDDDD" w:sz="1"/>
-              <w:left w:val="single" w:color="DDDDDD" w:sz="1"/>
-              <w:bottom w:val="single" w:color="DDDDDD" w:sz="1"/>
-              <w:right w:val="single" w:color="DDDDDD" w:sz="1"/>
-            </w:tcBorders>
-          </w:tcPr>
-          <w:p>
-            <w:r>
-              <w:rPr>
-                <w:sz w:val="18"/>
-                <w:szCs w:val="18"/>
-              </w:rPr>
-              <w:t xml:space="preserve">ed along one edge of the sheet. The q</w:t>
+              <w:t xml:space="preserve">Mtyfzljux uzzyzp</w:t>
+            </w:r>
+          </w:p>
+        </w:tc>
+        <w:tc>
+          <w:tcPr>
+            <w:tcW w:type="dxa" w:w="3120"/>
+            <w:tcBorders>
+              <w:top w:val="single" w:color="DDDDDD" w:sz="1"/>
+              <w:left w:val="single" w:color="DDDDDD" w:sz="1"/>
+              <w:bottom w:val="single" w:color="DDDDDD" w:sz="1"/>
+              <w:right w:val="single" w:color="DDDDDD" w:sz="1"/>
+            </w:tcBorders>
+          </w:tcPr>
+          <w:p>
+            <w:r>
+              <w:rPr>
+                <w:sz w:val="18"/>
+                <w:szCs w:val="18"/>
+              </w:rPr>
+              <w:t xml:space="preserve">Qn (fzpsas kvqcmtz_fzznfgs szqamz)</w:t>
+            </w:r>
+          </w:p>
+        </w:tc>
+        <w:tc>
+          <w:tcPr>
+            <w:tcW w:type="dxa" w:w="3120"/>
+            <w:tcBorders>
+              <w:top w:val="single" w:color="DDDDDD" w:sz="1"/>
+              <w:left w:val="single" w:color="DDDDDD" w:sz="1"/>
+              <w:bottom w:val="single" w:color="DDDDDD" w:sz="1"/>
+              <w:right w:val="single" w:color="DDDDDD" w:sz="1"/>
+            </w:tcBorders>
+          </w:tcPr>
+          <w:p>
+            <w:r>
+              <w:rPr>
+                <w:sz w:val="18"/>
+                <w:szCs w:val="18"/>
+              </w:rPr>
+              <w:t xml:space="preserve">Hzs (PzyamzMzyeuaf afacics dcw jcota)</w:t>
             </w:r>
           </w:p>
         </w:tc>
@@ -2257,47 +2257,47 @@
                 <w:sz w:val="18"/>
                 <w:szCs w:val="18"/>
               </w:rPr>
-              <w:t xml:space="preserve">uick brown fox jum</w:t>
-            </w:r>
-          </w:p>
-        </w:tc>
-        <w:tc>
-          <w:tcPr>
-            <w:tcW w:type="dxa" w:w="3120"/>
-            <w:tcBorders>
-              <w:top w:val="single" w:color="DDDDDD" w:sz="1"/>
-              <w:left w:val="single" w:color="DDDDDD" w:sz="1"/>
-              <w:bottom w:val="single" w:color="DDDDDD" w:sz="1"/>
-              <w:right w:val="single" w:color="DDDDDD" w:sz="1"/>
-            </w:tcBorders>
-          </w:tcPr>
-          <w:p>
-            <w:r>
-              <w:rPr>
-                <w:sz w:val="18"/>
-                <w:szCs w:val="18"/>
-              </w:rPr>
-              <w:t xml:space="preserve">g while the printer warms up and the page set</w:t>
-            </w:r>
-          </w:p>
-        </w:tc>
-        <w:tc>
-          <w:tcPr>
-            <w:tcW w:type="dxa" w:w="3120"/>
-            <w:tcBorders>
-              <w:top w:val="single" w:color="DDDDDD" w:sz="1"/>
-              <w:left w:val="single" w:color="DDDDDD" w:sz="1"/>
-              <w:bottom w:val="single" w:color="DDDDDD" w:sz="1"/>
-              <w:right w:val="single" w:color="DDDDDD" w:sz="1"/>
-            </w:tcBorders>
-          </w:tcPr>
-          <w:p>
-            <w:r>
-              <w:rPr>
-                <w:sz w:val="18"/>
-                <w:szCs w:val="18"/>
-              </w:rPr>
-              <w:t xml:space="preserve">page settles into its margins wit</w:t>
+              <w:t xml:space="preserve">Fzerrhjvtph qolhxl</w:t>
+            </w:r>
+          </w:p>
+        </w:tc>
+        <w:tc>
+          <w:tcPr>
+            <w:tcW w:type="dxa" w:w="3120"/>
+            <w:tcBorders>
+              <w:top w:val="single" w:color="DDDDDD" w:sz="1"/>
+              <w:left w:val="single" w:color="DDDDDD" w:sz="1"/>
+              <w:bottom w:val="single" w:color="DDDDDD" w:sz="1"/>
+              <w:right w:val="single" w:color="DDDDDD" w:sz="1"/>
+            </w:tcBorders>
+          </w:tcPr>
+          <w:p>
+            <w:r>
+              <w:rPr>
+                <w:sz w:val="18"/>
+                <w:szCs w:val="18"/>
+              </w:rPr>
+              <w:t xml:space="preserve">avjzuvs DysjfcajXkpemteTxltlu + vtsefjmjvzlnf</w:t>
+            </w:r>
+          </w:p>
+        </w:tc>
+        <w:tc>
+          <w:tcPr>
+            <w:tcW w:type="dxa" w:w="3120"/>
+            <w:tcBorders>
+              <w:top w:val="single" w:color="DDDDDD" w:sz="1"/>
+              <w:left w:val="single" w:color="DDDDDD" w:sz="1"/>
+              <w:bottom w:val="single" w:color="DDDDDD" w:sz="1"/>
+              <w:right w:val="single" w:color="DDDDDD" w:sz="1"/>
+            </w:tcBorders>
+          </w:tcPr>
+          <w:p>
+            <w:r>
+              <w:rPr>
+                <w:sz w:val="18"/>
+                <w:szCs w:val="18"/>
+              </w:rPr>
+              <w:t xml:space="preserve">Flcvbztdpa zjcss + mlvfcjlyq rttc</w:t>
             </w:r>
           </w:p>
         </w:tc>
@@ -2314,7 +2314,7 @@
           <w:sz w:val="20"/>
           <w:szCs w:val="20"/>
         </w:rPr>
-        <w:t xml:space="preserve">om for a caption and a note about paper weight and grain direction which matters when a document is bound rather than stapled along </w:t>
+        <w:t xml:space="preserve">Egz Pezrryihtqd wlazfv kfcsaujs hpiq ygljpps wjjo ifzbc-nrr aghjevcitvp. Gd ocrcnii js lmgdsah. Znc akbjec gzjugvs lb lga yaxajkyaf.</w:t>
       </w:r>
     </w:p>
     <w:sectPr>
